--- a/life-stuff-continuity.docx
+++ b/life-stuff-continuity.docx
@@ -47,7 +47,7 @@
           <w:sz w:val="20"/>
           <w:szCs w:val="20"/>
         </w:rPr>
-        <w:t xml:space="preserve">Last updated: May 2026 · GitHub: rtpalme-C2</w:t>
+        <w:t xml:space="preserve">Last updated: October 2026 · GitHub: rtpalme-C2</w:t>
       </w:r>
     </w:p>
     <w:p>
@@ -681,7 +681,7 @@
                 <w:sz w:val="18"/>
                 <w:szCs w:val="18"/>
               </w:rPr>
-              <w:t xml:space="preserve">Modern Heirloom repo</w:t>
+              <w:t xml:space="preserve">The Collection repo</w:t>
             </w:r>
           </w:p>
         </w:tc>
@@ -709,7 +709,7 @@
                 <w:sz w:val="18"/>
                 <w:szCs w:val="18"/>
               </w:rPr>
-              <w:t xml:space="preserve">rtpalme-C2/Modern-Heirloom</w:t>
+              <w:t xml:space="preserve">rtpalme-C2/The-Collection</w:t>
             </w:r>
           </w:p>
         </w:tc>
@@ -1073,7 +1073,7 @@
                 <w:sz w:val="18"/>
                 <w:szCs w:val="18"/>
               </w:rPr>
-              <w:t xml:space="preserve">steady-data.json</w:t>
+              <w:t xml:space="preserve">steady-inventory.json</w:t>
             </w:r>
           </w:p>
         </w:tc>
@@ -1189,6 +1189,64 @@
                 <w:sz w:val="18"/>
                 <w:szCs w:val="18"/>
               </w:rPr>
+              <w:t xml:space="preserve">the-collection-inventory.json</w:t>
+            </w:r>
+          </w:p>
+        </w:tc>
+        <w:tc>
+          <w:tcPr>
+            <w:tcW w:type="dxa" w:w="4680"/>
+            <w:tcBorders>
+              <w:top w:val="single" w:color="CCCCCC" w:sz="1"/>
+              <w:left w:val="single" w:color="CCCCCC" w:sz="1"/>
+              <w:bottom w:val="single" w:color="CCCCCC" w:sz="1"/>
+              <w:right w:val="single" w:color="CCCCCC" w:sz="1"/>
+            </w:tcBorders>
+            <w:shd w:fill="FFFFFF" w:val="clear"/>
+            <w:tcMar>
+              <w:top w:type="dxa" w:w="80"/>
+              <w:left w:type="dxa" w:w="120"/>
+              <w:bottom w:type="dxa" w:w="80"/>
+              <w:right w:type="dxa" w:w="120"/>
+            </w:tcMar>
+          </w:tcPr>
+          <w:p>
+            <w:r>
+              <w:rPr>
+                <w:rFonts w:ascii="Arial" w:cs="Arial" w:eastAsia="Arial" w:hAnsi="Arial"/>
+                <w:sz w:val="18"/>
+                <w:szCs w:val="18"/>
+              </w:rPr>
+              <w:t xml:space="preserve">The Collection</w:t>
+            </w:r>
+          </w:p>
+        </w:tc>
+      </w:tr>
+      <w:tr>
+        <w:tc>
+          <w:tcPr>
+            <w:tcW w:type="dxa" w:w="4680"/>
+            <w:tcBorders>
+              <w:top w:val="single" w:color="CCCCCC" w:sz="1"/>
+              <w:left w:val="single" w:color="CCCCCC" w:sz="1"/>
+              <w:bottom w:val="single" w:color="CCCCCC" w:sz="1"/>
+              <w:right w:val="single" w:color="CCCCCC" w:sz="1"/>
+            </w:tcBorders>
+            <w:shd w:fill="FFFFFF" w:val="clear"/>
+            <w:tcMar>
+              <w:top w:type="dxa" w:w="80"/>
+              <w:left w:type="dxa" w:w="120"/>
+              <w:bottom w:type="dxa" w:w="80"/>
+              <w:right w:type="dxa" w:w="120"/>
+            </w:tcMar>
+          </w:tcPr>
+          <w:p>
+            <w:r>
+              <w:rPr>
+                <w:rFonts w:ascii="Arial" w:cs="Arial" w:eastAsia="Arial" w:hAnsi="Arial"/>
+                <w:sz w:val="18"/>
+                <w:szCs w:val="18"/>
+              </w:rPr>
               <w:t xml:space="preserve">modern-heirloom-inventory.json</w:t>
             </w:r>
           </w:p>
@@ -1217,7 +1275,7 @@
                 <w:sz w:val="18"/>
                 <w:szCs w:val="18"/>
               </w:rPr>
-              <w:t xml:space="preserve">Modern Heirloom</w:t>
+              <w:t xml:space="preserve">Retired — kept only as The Collection’s one-time import source</w:t>
             </w:r>
           </w:p>
         </w:tc>
@@ -1879,7 +1937,7 @@
                 <w:sz w:val="18"/>
                 <w:szCs w:val="18"/>
               </w:rPr>
-              <w:t xml:space="preserve">Modern Heirloom</w:t>
+              <w:t xml:space="preserve">The Collection (formerly Modern Heirloom)</w:t>
             </w:r>
           </w:p>
         </w:tc>
@@ -1935,7 +1993,7 @@
                 <w:sz w:val="18"/>
                 <w:szCs w:val="18"/>
               </w:rPr>
-              <w:t xml:space="preserve">Hermès, Louis Vuitton, and luxury goods inventory and sales management</w:t>
+              <w:t xml:space="preserve">Luxury resale, wishlist and stash — Hermès, Louis Vuitton, and luxury goods inventory and sales management</w:t>
             </w:r>
           </w:p>
         </w:tc>
@@ -2042,7 +2100,7 @@
           <w:sz w:val="20"/>
           <w:szCs w:val="20"/>
         </w:rPr>
-        <w:t xml:space="preserve">Note: Personal collection items (Stylographic, etc.) would move into Modern Heirloom if a decision is made to sell them.</w:t>
+        <w:t xml:space="preserve">Note: Personal collection items (Stylographic, etc.) would move into The Collection if a decision is made to sell them.</w:t>
       </w:r>
     </w:p>
     <w:p>
@@ -2138,7 +2196,7 @@
           <w:sz w:val="20"/>
           <w:szCs w:val="20"/>
         </w:rPr>
-        <w:t xml:space="preserve">Save is debounced 1200ms after any data change</w:t>
+        <w:t xml:space="preserve">Save is debounced 1200 ms after any data change (Steady: 400 ms); the timer is cleared when it fires so the unsaved-changes warning is accurate</w:t>
       </w:r>
     </w:p>
     <w:p>
@@ -2308,6 +2366,42 @@
     </w:p>
     <w:p>
       <w:pPr>
+        <w:pStyle w:val="ListParagraph"/>
+        <w:numPr>
+          <w:ilvl w:val="0"/>
+          <w:numId w:val="2"/>
+        </w:numPr>
+        <w:spacing w:after="60" w:before="0"/>
+      </w:pPr>
+      <w:r>
+        <w:rPr>
+          <w:rFonts w:ascii="Arial" w:cs="Arial" w:eastAsia="Arial" w:hAnsi="Arial"/>
+          <w:sz w:val="20"/>
+          <w:szCs w:val="20"/>
+        </w:rPr>
+        <w:t xml:space="preserve">Push guard (v1.5): an app only pushes to GitHub once the remote file has been read successfully (or confirmed missing or empty), or when the device started with real cached data. Seed or empty local data is never pushed over a remote file that could not be read — the status shows “Not synced yet — changes kept locally”</w:t>
+      </w:r>
+    </w:p>
+    <w:p>
+      <w:pPr>
+        <w:pStyle w:val="ListParagraph"/>
+        <w:numPr>
+          <w:ilvl w:val="0"/>
+          <w:numId w:val="2"/>
+        </w:numPr>
+        <w:spacing w:after="60" w:before="0"/>
+      </w:pPr>
+      <w:r>
+        <w:rPr>
+          <w:rFonts w:ascii="Arial" w:cs="Arial" w:eastAsia="Arial" w:hAnsi="Arial"/>
+          <w:sz w:val="20"/>
+          <w:szCs w:val="20"/>
+        </w:rPr>
+        <w:t xml:space="preserve">Dates in commit messages and logs use the local date (localYMD), never the UTC date; user-typed text placed into innerHTML goes through esc()</w:t>
+      </w:r>
+    </w:p>
+    <w:p>
+      <w:pPr>
         <w:spacing w:after="160" w:before="0"/>
       </w:pPr>
     </w:p>
@@ -2432,7 +2526,7 @@
                 <w:sz w:val="18"/>
                 <w:szCs w:val="18"/>
               </w:rPr>
-              <w:t xml:space="preserve">sashiko-v2</w:t>
+              <w:t xml:space="preserve">sashiko-v3</w:t>
             </w:r>
           </w:p>
         </w:tc>
@@ -2765,6 +2859,64 @@
               <w:bottom w:val="single" w:color="CCCCCC" w:sz="1"/>
               <w:right w:val="single" w:color="CCCCCC" w:sz="1"/>
             </w:tcBorders>
+            <w:shd w:fill="FFFFFF" w:val="clear"/>
+            <w:tcMar>
+              <w:top w:type="dxa" w:w="80"/>
+              <w:left w:type="dxa" w:w="120"/>
+              <w:bottom w:type="dxa" w:w="80"/>
+              <w:right w:type="dxa" w:w="120"/>
+            </w:tcMar>
+          </w:tcPr>
+          <w:p>
+            <w:r>
+              <w:rPr>
+                <w:rFonts w:ascii="Arial" w:cs="Arial" w:eastAsia="Arial" w:hAnsi="Arial"/>
+                <w:sz w:val="18"/>
+                <w:szCs w:val="18"/>
+              </w:rPr>
+              <w:t xml:space="preserve">stylographic_anthropic_key</w:t>
+            </w:r>
+          </w:p>
+        </w:tc>
+        <w:tc>
+          <w:tcPr>
+            <w:tcW w:type="dxa" w:w="6560"/>
+            <w:tcBorders>
+              <w:top w:val="single" w:color="CCCCCC" w:sz="1"/>
+              <w:left w:val="single" w:color="CCCCCC" w:sz="1"/>
+              <w:bottom w:val="single" w:color="CCCCCC" w:sz="1"/>
+              <w:right w:val="single" w:color="CCCCCC" w:sz="1"/>
+            </w:tcBorders>
+            <w:shd w:fill="FFFFFF" w:val="clear"/>
+            <w:tcMar>
+              <w:top w:type="dxa" w:w="80"/>
+              <w:left w:type="dxa" w:w="120"/>
+              <w:bottom w:type="dxa" w:w="80"/>
+              <w:right w:type="dxa" w:w="120"/>
+            </w:tcMar>
+          </w:tcPr>
+          <w:p>
+            <w:r>
+              <w:rPr>
+                <w:rFonts w:ascii="Arial" w:cs="Arial" w:eastAsia="Arial" w:hAnsi="Arial"/>
+                <w:sz w:val="18"/>
+                <w:szCs w:val="18"/>
+              </w:rPr>
+              <w:t xml:space="preserve">Stylographic Anthropic API key (kept on Reset, like the PAT)</w:t>
+            </w:r>
+          </w:p>
+        </w:tc>
+      </w:tr>
+      <w:tr>
+        <w:tc>
+          <w:tcPr>
+            <w:tcW w:type="dxa" w:w="2800"/>
+            <w:tcBorders>
+              <w:top w:val="single" w:color="CCCCCC" w:sz="1"/>
+              <w:left w:val="single" w:color="CCCCCC" w:sz="1"/>
+              <w:bottom w:val="single" w:color="CCCCCC" w:sz="1"/>
+              <w:right w:val="single" w:color="CCCCCC" w:sz="1"/>
+            </w:tcBorders>
             <w:shd w:fill="F5F2EC" w:val="clear"/>
             <w:tcMar>
               <w:top w:type="dxa" w:w="80"/>
@@ -2982,7 +3134,7 @@
                 <w:sz w:val="18"/>
                 <w:szCs w:val="18"/>
               </w:rPr>
-              <w:t xml:space="preserve">Steady weigh-in entries {entries:[], shots:[]}</w:t>
+              <w:t xml:space="preserve">Steady weigh-in entries (array)</w:t>
             </w:r>
           </w:p>
         </w:tc>
@@ -2997,6 +3149,64 @@
               <w:bottom w:val="single" w:color="CCCCCC" w:sz="1"/>
               <w:right w:val="single" w:color="CCCCCC" w:sz="1"/>
             </w:tcBorders>
+            <w:shd w:fill="FFFFFF" w:val="clear"/>
+            <w:tcMar>
+              <w:top w:type="dxa" w:w="80"/>
+              <w:left w:type="dxa" w:w="120"/>
+              <w:bottom w:type="dxa" w:w="80"/>
+              <w:right w:type="dxa" w:w="120"/>
+            </w:tcMar>
+          </w:tcPr>
+          <w:p>
+            <w:r>
+              <w:rPr>
+                <w:rFonts w:ascii="Arial" w:cs="Arial" w:eastAsia="Arial" w:hAnsi="Arial"/>
+                <w:sz w:val="18"/>
+                <w:szCs w:val="18"/>
+              </w:rPr>
+              <w:t xml:space="preserve">steady-shots-v1</w:t>
+            </w:r>
+          </w:p>
+        </w:tc>
+        <w:tc>
+          <w:tcPr>
+            <w:tcW w:type="dxa" w:w="6560"/>
+            <w:tcBorders>
+              <w:top w:val="single" w:color="CCCCCC" w:sz="1"/>
+              <w:left w:val="single" w:color="CCCCCC" w:sz="1"/>
+              <w:bottom w:val="single" w:color="CCCCCC" w:sz="1"/>
+              <w:right w:val="single" w:color="CCCCCC" w:sz="1"/>
+            </w:tcBorders>
+            <w:shd w:fill="FFFFFF" w:val="clear"/>
+            <w:tcMar>
+              <w:top w:type="dxa" w:w="80"/>
+              <w:left w:type="dxa" w:w="120"/>
+              <w:bottom w:type="dxa" w:w="80"/>
+              <w:right w:type="dxa" w:w="120"/>
+            </w:tcMar>
+          </w:tcPr>
+          <w:p>
+            <w:r>
+              <w:rPr>
+                <w:rFonts w:ascii="Arial" w:cs="Arial" w:eastAsia="Arial" w:hAnsi="Arial"/>
+                <w:sz w:val="18"/>
+                <w:szCs w:val="18"/>
+              </w:rPr>
+              <w:t xml:space="preserve">Steady shot log (array)</w:t>
+            </w:r>
+          </w:p>
+        </w:tc>
+      </w:tr>
+      <w:tr>
+        <w:tc>
+          <w:tcPr>
+            <w:tcW w:type="dxa" w:w="2800"/>
+            <w:tcBorders>
+              <w:top w:val="single" w:color="CCCCCC" w:sz="1"/>
+              <w:left w:val="single" w:color="CCCCCC" w:sz="1"/>
+              <w:bottom w:val="single" w:color="CCCCCC" w:sz="1"/>
+              <w:right w:val="single" w:color="CCCCCC" w:sz="1"/>
+            </w:tcBorders>
             <w:shd w:fill="F5F2EC" w:val="clear"/>
             <w:tcMar>
               <w:top w:type="dxa" w:w="80"/>
@@ -3273,6 +3483,180 @@
                 <w:szCs w:val="18"/>
               </w:rPr>
               <w:t xml:space="preserve">Journey Intelligence current file SHA</w:t>
+            </w:r>
+          </w:p>
+        </w:tc>
+      </w:tr>
+      <w:tr>
+        <w:tc>
+          <w:tcPr>
+            <w:tcW w:type="dxa" w:w="2800"/>
+            <w:tcBorders>
+              <w:top w:val="single" w:color="CCCCCC" w:sz="1"/>
+              <w:left w:val="single" w:color="CCCCCC" w:sz="1"/>
+              <w:bottom w:val="single" w:color="CCCCCC" w:sz="1"/>
+              <w:right w:val="single" w:color="CCCCCC" w:sz="1"/>
+            </w:tcBorders>
+            <w:shd w:fill="F5F2EC" w:val="clear"/>
+            <w:tcMar>
+              <w:top w:type="dxa" w:w="80"/>
+              <w:left w:type="dxa" w:w="120"/>
+              <w:bottom w:type="dxa" w:w="80"/>
+              <w:right w:type="dxa" w:w="120"/>
+            </w:tcMar>
+          </w:tcPr>
+          <w:p>
+            <w:r>
+              <w:rPr>
+                <w:rFonts w:ascii="Arial" w:cs="Arial" w:eastAsia="Arial" w:hAnsi="Arial"/>
+                <w:sz w:val="18"/>
+                <w:szCs w:val="18"/>
+              </w:rPr>
+              <w:t xml:space="preserve">tc-v1</w:t>
+            </w:r>
+          </w:p>
+        </w:tc>
+        <w:tc>
+          <w:tcPr>
+            <w:tcW w:type="dxa" w:w="6560"/>
+            <w:tcBorders>
+              <w:top w:val="single" w:color="CCCCCC" w:sz="1"/>
+              <w:left w:val="single" w:color="CCCCCC" w:sz="1"/>
+              <w:bottom w:val="single" w:color="CCCCCC" w:sz="1"/>
+              <w:right w:val="single" w:color="CCCCCC" w:sz="1"/>
+            </w:tcBorders>
+            <w:shd w:fill="F5F2EC" w:val="clear"/>
+            <w:tcMar>
+              <w:top w:type="dxa" w:w="80"/>
+              <w:left w:type="dxa" w:w="120"/>
+              <w:bottom w:type="dxa" w:w="80"/>
+              <w:right w:type="dxa" w:w="120"/>
+            </w:tcMar>
+          </w:tcPr>
+          <w:p>
+            <w:r>
+              <w:rPr>
+                <w:rFonts w:ascii="Arial" w:cs="Arial" w:eastAsia="Arial" w:hAnsi="Arial"/>
+                <w:sz w:val="18"/>
+                <w:szCs w:val="18"/>
+              </w:rPr>
+              <w:t xml:space="preserve">The Collection data {_version, items:[]}</w:t>
+            </w:r>
+          </w:p>
+        </w:tc>
+      </w:tr>
+      <w:tr>
+        <w:tc>
+          <w:tcPr>
+            <w:tcW w:type="dxa" w:w="2800"/>
+            <w:tcBorders>
+              <w:top w:val="single" w:color="CCCCCC" w:sz="1"/>
+              <w:left w:val="single" w:color="CCCCCC" w:sz="1"/>
+              <w:bottom w:val="single" w:color="CCCCCC" w:sz="1"/>
+              <w:right w:val="single" w:color="CCCCCC" w:sz="1"/>
+            </w:tcBorders>
+            <w:shd w:fill="F5F2EC" w:val="clear"/>
+            <w:tcMar>
+              <w:top w:type="dxa" w:w="80"/>
+              <w:left w:type="dxa" w:w="120"/>
+              <w:bottom w:type="dxa" w:w="80"/>
+              <w:right w:type="dxa" w:w="120"/>
+            </w:tcMar>
+          </w:tcPr>
+          <w:p>
+            <w:r>
+              <w:rPr>
+                <w:rFonts w:ascii="Arial" w:cs="Arial" w:eastAsia="Arial" w:hAnsi="Arial"/>
+                <w:sz w:val="18"/>
+                <w:szCs w:val="18"/>
+              </w:rPr>
+              <w:t xml:space="preserve">tc_gh_pat</w:t>
+            </w:r>
+          </w:p>
+        </w:tc>
+        <w:tc>
+          <w:tcPr>
+            <w:tcW w:type="dxa" w:w="6560"/>
+            <w:tcBorders>
+              <w:top w:val="single" w:color="CCCCCC" w:sz="1"/>
+              <w:left w:val="single" w:color="CCCCCC" w:sz="1"/>
+              <w:bottom w:val="single" w:color="CCCCCC" w:sz="1"/>
+              <w:right w:val="single" w:color="CCCCCC" w:sz="1"/>
+            </w:tcBorders>
+            <w:shd w:fill="F5F2EC" w:val="clear"/>
+            <w:tcMar>
+              <w:top w:type="dxa" w:w="80"/>
+              <w:left w:type="dxa" w:w="120"/>
+              <w:bottom w:type="dxa" w:w="80"/>
+              <w:right w:type="dxa" w:w="120"/>
+            </w:tcMar>
+          </w:tcPr>
+          <w:p>
+            <w:r>
+              <w:rPr>
+                <w:rFonts w:ascii="Arial" w:cs="Arial" w:eastAsia="Arial" w:hAnsi="Arial"/>
+                <w:sz w:val="18"/>
+                <w:szCs w:val="18"/>
+              </w:rPr>
+              <w:t xml:space="preserve">The Collection GitHub PAT (its own key; not shared with other apps)</w:t>
+            </w:r>
+          </w:p>
+        </w:tc>
+      </w:tr>
+      <w:tr>
+        <w:tc>
+          <w:tcPr>
+            <w:tcW w:type="dxa" w:w="2800"/>
+            <w:tcBorders>
+              <w:top w:val="single" w:color="CCCCCC" w:sz="1"/>
+              <w:left w:val="single" w:color="CCCCCC" w:sz="1"/>
+              <w:bottom w:val="single" w:color="CCCCCC" w:sz="1"/>
+              <w:right w:val="single" w:color="CCCCCC" w:sz="1"/>
+            </w:tcBorders>
+            <w:shd w:fill="F5F2EC" w:val="clear"/>
+            <w:tcMar>
+              <w:top w:type="dxa" w:w="80"/>
+              <w:left w:type="dxa" w:w="120"/>
+              <w:bottom w:type="dxa" w:w="80"/>
+              <w:right w:type="dxa" w:w="120"/>
+            </w:tcMar>
+          </w:tcPr>
+          <w:p>
+            <w:r>
+              <w:rPr>
+                <w:rFonts w:ascii="Arial" w:cs="Arial" w:eastAsia="Arial" w:hAnsi="Arial"/>
+                <w:sz w:val="18"/>
+                <w:szCs w:val="18"/>
+              </w:rPr>
+              <w:t xml:space="preserve">tc_gh_sha</w:t>
+            </w:r>
+          </w:p>
+        </w:tc>
+        <w:tc>
+          <w:tcPr>
+            <w:tcW w:type="dxa" w:w="6560"/>
+            <w:tcBorders>
+              <w:top w:val="single" w:color="CCCCCC" w:sz="1"/>
+              <w:left w:val="single" w:color="CCCCCC" w:sz="1"/>
+              <w:bottom w:val="single" w:color="CCCCCC" w:sz="1"/>
+              <w:right w:val="single" w:color="CCCCCC" w:sz="1"/>
+            </w:tcBorders>
+            <w:shd w:fill="F5F2EC" w:val="clear"/>
+            <w:tcMar>
+              <w:top w:type="dxa" w:w="80"/>
+              <w:left w:type="dxa" w:w="120"/>
+              <w:bottom w:type="dxa" w:w="80"/>
+              <w:right w:type="dxa" w:w="120"/>
+            </w:tcMar>
+          </w:tcPr>
+          <w:p>
+            <w:r>
+              <w:rPr>
+                <w:rFonts w:ascii="Arial" w:cs="Arial" w:eastAsia="Arial" w:hAnsi="Arial"/>
+                <w:sz w:val="18"/>
+                <w:szCs w:val="18"/>
+              </w:rPr>
+              <w:t xml:space="preserve">The Collection current file SHA</w:t>
             </w:r>
           </w:p>
         </w:tc>
@@ -3464,6 +3848,178 @@
                 <w:sz w:val="18"/>
                 <w:szCs w:val="18"/>
               </w:rPr>
+              <w:t xml:space="preserve">3</w:t>
+            </w:r>
+          </w:p>
+        </w:tc>
+        <w:tc>
+          <w:tcPr>
+            <w:tcW w:type="dxa" w:w="4760"/>
+            <w:tcBorders>
+              <w:top w:val="single" w:color="CCCCCC" w:sz="1"/>
+              <w:left w:val="single" w:color="CCCCCC" w:sz="1"/>
+              <w:bottom w:val="single" w:color="CCCCCC" w:sz="1"/>
+              <w:right w:val="single" w:color="CCCCCC" w:sz="1"/>
+            </w:tcBorders>
+            <w:shd w:fill="F5F2EC" w:val="clear"/>
+            <w:tcMar>
+              <w:top w:type="dxa" w:w="80"/>
+              <w:left w:type="dxa" w:w="120"/>
+              <w:bottom w:type="dxa" w:w="80"/>
+              <w:right w:type="dxa" w:w="120"/>
+            </w:tcMar>
+          </w:tcPr>
+          <w:p>
+            <w:r>
+              <w:rPr>
+                <w:rFonts w:ascii="Arial" w:cs="Arial" w:eastAsia="Arial" w:hAnsi="Arial"/>
+                <w:sz w:val="18"/>
+                <w:szCs w:val="18"/>
+              </w:rPr>
+              <w:t xml:space="preserve"/>
+            </w:r>
+          </w:p>
+        </w:tc>
+      </w:tr>
+      <w:tr>
+        <w:tc>
+          <w:tcPr>
+            <w:tcW w:type="dxa" w:w="2800"/>
+            <w:tcBorders>
+              <w:top w:val="single" w:color="CCCCCC" w:sz="1"/>
+              <w:left w:val="single" w:color="CCCCCC" w:sz="1"/>
+              <w:bottom w:val="single" w:color="CCCCCC" w:sz="1"/>
+              <w:right w:val="single" w:color="CCCCCC" w:sz="1"/>
+            </w:tcBorders>
+            <w:shd w:fill="FFFFFF" w:val="clear"/>
+            <w:tcMar>
+              <w:top w:type="dxa" w:w="80"/>
+              <w:left w:type="dxa" w:w="120"/>
+              <w:bottom w:type="dxa" w:w="80"/>
+              <w:right w:type="dxa" w:w="120"/>
+            </w:tcMar>
+          </w:tcPr>
+          <w:p>
+            <w:r>
+              <w:rPr>
+                <w:rFonts w:ascii="Arial" w:cs="Arial" w:eastAsia="Arial" w:hAnsi="Arial"/>
+                <w:sz w:val="18"/>
+                <w:szCs w:val="18"/>
+              </w:rPr>
+              <w:t xml:space="preserve">Stylographic</w:t>
+            </w:r>
+          </w:p>
+        </w:tc>
+        <w:tc>
+          <w:tcPr>
+            <w:tcW w:type="dxa" w:w="1800"/>
+            <w:tcBorders>
+              <w:top w:val="single" w:color="CCCCCC" w:sz="1"/>
+              <w:left w:val="single" w:color="CCCCCC" w:sz="1"/>
+              <w:bottom w:val="single" w:color="CCCCCC" w:sz="1"/>
+              <w:right w:val="single" w:color="CCCCCC" w:sz="1"/>
+            </w:tcBorders>
+            <w:shd w:fill="FFFFFF" w:val="clear"/>
+            <w:tcMar>
+              <w:top w:type="dxa" w:w="80"/>
+              <w:left w:type="dxa" w:w="120"/>
+              <w:bottom w:type="dxa" w:w="80"/>
+              <w:right w:type="dxa" w:w="120"/>
+            </w:tcMar>
+          </w:tcPr>
+          <w:p>
+            <w:r>
+              <w:rPr>
+                <w:rFonts w:ascii="Arial" w:cs="Arial" w:eastAsia="Arial" w:hAnsi="Arial"/>
+                <w:sz w:val="18"/>
+                <w:szCs w:val="18"/>
+              </w:rPr>
+              <w:t xml:space="preserve">3</w:t>
+            </w:r>
+          </w:p>
+        </w:tc>
+        <w:tc>
+          <w:tcPr>
+            <w:tcW w:type="dxa" w:w="4760"/>
+            <w:tcBorders>
+              <w:top w:val="single" w:color="CCCCCC" w:sz="1"/>
+              <w:left w:val="single" w:color="CCCCCC" w:sz="1"/>
+              <w:bottom w:val="single" w:color="CCCCCC" w:sz="1"/>
+              <w:right w:val="single" w:color="CCCCCC" w:sz="1"/>
+            </w:tcBorders>
+            <w:shd w:fill="FFFFFF" w:val="clear"/>
+            <w:tcMar>
+              <w:top w:type="dxa" w:w="80"/>
+              <w:left w:type="dxa" w:w="120"/>
+              <w:bottom w:type="dxa" w:w="80"/>
+              <w:right w:type="dxa" w:w="120"/>
+            </w:tcMar>
+          </w:tcPr>
+          <w:p>
+            <w:r>
+              <w:rPr>
+                <w:rFonts w:ascii="Arial" w:cs="Arial" w:eastAsia="Arial" w:hAnsi="Arial"/>
+                <w:sz w:val="18"/>
+                <w:szCs w:val="18"/>
+              </w:rPr>
+              <w:t xml:space="preserve"/>
+            </w:r>
+          </w:p>
+        </w:tc>
+      </w:tr>
+      <w:tr>
+        <w:tc>
+          <w:tcPr>
+            <w:tcW w:type="dxa" w:w="2800"/>
+            <w:tcBorders>
+              <w:top w:val="single" w:color="CCCCCC" w:sz="1"/>
+              <w:left w:val="single" w:color="CCCCCC" w:sz="1"/>
+              <w:bottom w:val="single" w:color="CCCCCC" w:sz="1"/>
+              <w:right w:val="single" w:color="CCCCCC" w:sz="1"/>
+            </w:tcBorders>
+            <w:shd w:fill="F5F2EC" w:val="clear"/>
+            <w:tcMar>
+              <w:top w:type="dxa" w:w="80"/>
+              <w:left w:type="dxa" w:w="120"/>
+              <w:bottom w:type="dxa" w:w="80"/>
+              <w:right w:type="dxa" w:w="120"/>
+            </w:tcMar>
+          </w:tcPr>
+          <w:p>
+            <w:r>
+              <w:rPr>
+                <w:rFonts w:ascii="Arial" w:cs="Arial" w:eastAsia="Arial" w:hAnsi="Arial"/>
+                <w:sz w:val="18"/>
+                <w:szCs w:val="18"/>
+              </w:rPr>
+              <w:t xml:space="preserve">Ritual</w:t>
+            </w:r>
+          </w:p>
+        </w:tc>
+        <w:tc>
+          <w:tcPr>
+            <w:tcW w:type="dxa" w:w="1800"/>
+            <w:tcBorders>
+              <w:top w:val="single" w:color="CCCCCC" w:sz="1"/>
+              <w:left w:val="single" w:color="CCCCCC" w:sz="1"/>
+              <w:bottom w:val="single" w:color="CCCCCC" w:sz="1"/>
+              <w:right w:val="single" w:color="CCCCCC" w:sz="1"/>
+            </w:tcBorders>
+            <w:shd w:fill="F5F2EC" w:val="clear"/>
+            <w:tcMar>
+              <w:top w:type="dxa" w:w="80"/>
+              <w:left w:type="dxa" w:w="120"/>
+              <w:bottom w:type="dxa" w:w="80"/>
+              <w:right w:type="dxa" w:w="120"/>
+            </w:tcMar>
+          </w:tcPr>
+          <w:p>
+            <w:r>
+              <w:rPr>
+                <w:rFonts w:ascii="Arial" w:cs="Arial" w:eastAsia="Arial" w:hAnsi="Arial"/>
+                <w:sz w:val="18"/>
+                <w:szCs w:val="18"/>
+              </w:rPr>
               <w:t xml:space="preserve">2</w:t>
             </w:r>
           </w:p>
@@ -3522,7 +4078,7 @@
                 <w:sz w:val="18"/>
                 <w:szCs w:val="18"/>
               </w:rPr>
-              <w:t xml:space="preserve">Stylographic</w:t>
+              <w:t xml:space="preserve">Steady</w:t>
             </w:r>
           </w:p>
         </w:tc>
@@ -3550,7 +4106,7 @@
                 <w:sz w:val="18"/>
                 <w:szCs w:val="18"/>
               </w:rPr>
-              <w:t xml:space="preserve">3</w:t>
+              <w:t xml:space="preserve">1</w:t>
             </w:r>
           </w:p>
         </w:tc>
@@ -3578,6 +4134,92 @@
                 <w:sz w:val="18"/>
                 <w:szCs w:val="18"/>
               </w:rPr>
+              <w:t xml:space="preserve">Remote file is {_version:1, entries:[], shots:[]}</w:t>
+            </w:r>
+          </w:p>
+        </w:tc>
+      </w:tr>
+      <w:tr>
+        <w:tc>
+          <w:tcPr>
+            <w:tcW w:type="dxa" w:w="2800"/>
+            <w:tcBorders>
+              <w:top w:val="single" w:color="CCCCCC" w:sz="1"/>
+              <w:left w:val="single" w:color="CCCCCC" w:sz="1"/>
+              <w:bottom w:val="single" w:color="CCCCCC" w:sz="1"/>
+              <w:right w:val="single" w:color="CCCCCC" w:sz="1"/>
+            </w:tcBorders>
+            <w:shd w:fill="F5F2EC" w:val="clear"/>
+            <w:tcMar>
+              <w:top w:type="dxa" w:w="80"/>
+              <w:left w:type="dxa" w:w="120"/>
+              <w:bottom w:type="dxa" w:w="80"/>
+              <w:right w:type="dxa" w:w="120"/>
+            </w:tcMar>
+          </w:tcPr>
+          <w:p>
+            <w:r>
+              <w:rPr>
+                <w:rFonts w:ascii="Arial" w:cs="Arial" w:eastAsia="Arial" w:hAnsi="Arial"/>
+                <w:sz w:val="18"/>
+                <w:szCs w:val="18"/>
+              </w:rPr>
+              <w:t xml:space="preserve">Journey Intelligence</w:t>
+            </w:r>
+          </w:p>
+        </w:tc>
+        <w:tc>
+          <w:tcPr>
+            <w:tcW w:type="dxa" w:w="1800"/>
+            <w:tcBorders>
+              <w:top w:val="single" w:color="CCCCCC" w:sz="1"/>
+              <w:left w:val="single" w:color="CCCCCC" w:sz="1"/>
+              <w:bottom w:val="single" w:color="CCCCCC" w:sz="1"/>
+              <w:right w:val="single" w:color="CCCCCC" w:sz="1"/>
+            </w:tcBorders>
+            <w:shd w:fill="F5F2EC" w:val="clear"/>
+            <w:tcMar>
+              <w:top w:type="dxa" w:w="80"/>
+              <w:left w:type="dxa" w:w="120"/>
+              <w:bottom w:type="dxa" w:w="80"/>
+              <w:right w:type="dxa" w:w="120"/>
+            </w:tcMar>
+          </w:tcPr>
+          <w:p>
+            <w:r>
+              <w:rPr>
+                <w:rFonts w:ascii="Arial" w:cs="Arial" w:eastAsia="Arial" w:hAnsi="Arial"/>
+                <w:sz w:val="18"/>
+                <w:szCs w:val="18"/>
+              </w:rPr>
+              <w:t xml:space="preserve">1</w:t>
+            </w:r>
+          </w:p>
+        </w:tc>
+        <w:tc>
+          <w:tcPr>
+            <w:tcW w:type="dxa" w:w="4760"/>
+            <w:tcBorders>
+              <w:top w:val="single" w:color="CCCCCC" w:sz="1"/>
+              <w:left w:val="single" w:color="CCCCCC" w:sz="1"/>
+              <w:bottom w:val="single" w:color="CCCCCC" w:sz="1"/>
+              <w:right w:val="single" w:color="CCCCCC" w:sz="1"/>
+            </w:tcBorders>
+            <w:shd w:fill="F5F2EC" w:val="clear"/>
+            <w:tcMar>
+              <w:top w:type="dxa" w:w="80"/>
+              <w:left w:type="dxa" w:w="120"/>
+              <w:bottom w:type="dxa" w:w="80"/>
+              <w:right w:type="dxa" w:w="120"/>
+            </w:tcMar>
+          </w:tcPr>
+          <w:p>
+            <w:r>
+              <w:rPr>
+                <w:rFonts w:ascii="Arial" w:cs="Arial" w:eastAsia="Arial" w:hAnsi="Arial"/>
+                <w:sz w:val="18"/>
+                <w:szCs w:val="18"/>
+              </w:rPr>
               <w:t xml:space="preserve"/>
             </w:r>
           </w:p>
@@ -3593,22 +4235,22 @@
               <w:bottom w:val="single" w:color="CCCCCC" w:sz="1"/>
               <w:right w:val="single" w:color="CCCCCC" w:sz="1"/>
             </w:tcBorders>
-            <w:shd w:fill="F5F2EC" w:val="clear"/>
-            <w:tcMar>
-              <w:top w:type="dxa" w:w="80"/>
-              <w:left w:type="dxa" w:w="120"/>
-              <w:bottom w:type="dxa" w:w="80"/>
-              <w:right w:type="dxa" w:w="120"/>
-            </w:tcMar>
-          </w:tcPr>
-          <w:p>
-            <w:r>
-              <w:rPr>
-                <w:rFonts w:ascii="Arial" w:cs="Arial" w:eastAsia="Arial" w:hAnsi="Arial"/>
-                <w:sz w:val="18"/>
-                <w:szCs w:val="18"/>
-              </w:rPr>
-              <w:t xml:space="preserve">Ritual</w:t>
+            <w:shd w:fill="FFFFFF" w:val="clear"/>
+            <w:tcMar>
+              <w:top w:type="dxa" w:w="80"/>
+              <w:left w:type="dxa" w:w="120"/>
+              <w:bottom w:type="dxa" w:w="80"/>
+              <w:right w:type="dxa" w:w="120"/>
+            </w:tcMar>
+          </w:tcPr>
+          <w:p>
+            <w:r>
+              <w:rPr>
+                <w:rFonts w:ascii="Arial" w:cs="Arial" w:eastAsia="Arial" w:hAnsi="Arial"/>
+                <w:sz w:val="18"/>
+                <w:szCs w:val="18"/>
+              </w:rPr>
+              <w:t xml:space="preserve">The Collection</w:t>
             </w:r>
           </w:p>
         </w:tc>
@@ -3621,22 +4263,22 @@
               <w:bottom w:val="single" w:color="CCCCCC" w:sz="1"/>
               <w:right w:val="single" w:color="CCCCCC" w:sz="1"/>
             </w:tcBorders>
-            <w:shd w:fill="F5F2EC" w:val="clear"/>
-            <w:tcMar>
-              <w:top w:type="dxa" w:w="80"/>
-              <w:left w:type="dxa" w:w="120"/>
-              <w:bottom w:type="dxa" w:w="80"/>
-              <w:right w:type="dxa" w:w="120"/>
-            </w:tcMar>
-          </w:tcPr>
-          <w:p>
-            <w:r>
-              <w:rPr>
-                <w:rFonts w:ascii="Arial" w:cs="Arial" w:eastAsia="Arial" w:hAnsi="Arial"/>
-                <w:sz w:val="18"/>
-                <w:szCs w:val="18"/>
-              </w:rPr>
-              <w:t xml:space="preserve">2</w:t>
+            <w:shd w:fill="FFFFFF" w:val="clear"/>
+            <w:tcMar>
+              <w:top w:type="dxa" w:w="80"/>
+              <w:left w:type="dxa" w:w="120"/>
+              <w:bottom w:type="dxa" w:w="80"/>
+              <w:right w:type="dxa" w:w="120"/>
+            </w:tcMar>
+          </w:tcPr>
+          <w:p>
+            <w:r>
+              <w:rPr>
+                <w:rFonts w:ascii="Arial" w:cs="Arial" w:eastAsia="Arial" w:hAnsi="Arial"/>
+                <w:sz w:val="18"/>
+                <w:szCs w:val="18"/>
+              </w:rPr>
+              <w:t xml:space="preserve">1</w:t>
             </w:r>
           </w:p>
         </w:tc>
@@ -3649,280 +4291,22 @@
               <w:bottom w:val="single" w:color="CCCCCC" w:sz="1"/>
               <w:right w:val="single" w:color="CCCCCC" w:sz="1"/>
             </w:tcBorders>
-            <w:shd w:fill="F5F2EC" w:val="clear"/>
-            <w:tcMar>
-              <w:top w:type="dxa" w:w="80"/>
-              <w:left w:type="dxa" w:w="120"/>
-              <w:bottom w:type="dxa" w:w="80"/>
-              <w:right w:type="dxa" w:w="120"/>
-            </w:tcMar>
-          </w:tcPr>
-          <w:p>
-            <w:r>
-              <w:rPr>
-                <w:rFonts w:ascii="Arial" w:cs="Arial" w:eastAsia="Arial" w:hAnsi="Arial"/>
-                <w:sz w:val="18"/>
-                <w:szCs w:val="18"/>
-              </w:rPr>
-              <w:t xml:space="preserve"/>
-            </w:r>
-          </w:p>
-        </w:tc>
-      </w:tr>
-      <w:tr>
-        <w:tc>
-          <w:tcPr>
-            <w:tcW w:type="dxa" w:w="2800"/>
-            <w:tcBorders>
-              <w:top w:val="single" w:color="CCCCCC" w:sz="1"/>
-              <w:left w:val="single" w:color="CCCCCC" w:sz="1"/>
-              <w:bottom w:val="single" w:color="CCCCCC" w:sz="1"/>
-              <w:right w:val="single" w:color="CCCCCC" w:sz="1"/>
-            </w:tcBorders>
-            <w:shd w:fill="FFFFFF" w:val="clear"/>
-            <w:tcMar>
-              <w:top w:type="dxa" w:w="80"/>
-              <w:left w:type="dxa" w:w="120"/>
-              <w:bottom w:type="dxa" w:w="80"/>
-              <w:right w:type="dxa" w:w="120"/>
-            </w:tcMar>
-          </w:tcPr>
-          <w:p>
-            <w:r>
-              <w:rPr>
-                <w:rFonts w:ascii="Arial" w:cs="Arial" w:eastAsia="Arial" w:hAnsi="Arial"/>
-                <w:sz w:val="18"/>
-                <w:szCs w:val="18"/>
-              </w:rPr>
-              <w:t xml:space="preserve">Steady</w:t>
-            </w:r>
-          </w:p>
-        </w:tc>
-        <w:tc>
-          <w:tcPr>
-            <w:tcW w:type="dxa" w:w="1800"/>
-            <w:tcBorders>
-              <w:top w:val="single" w:color="CCCCCC" w:sz="1"/>
-              <w:left w:val="single" w:color="CCCCCC" w:sz="1"/>
-              <w:bottom w:val="single" w:color="CCCCCC" w:sz="1"/>
-              <w:right w:val="single" w:color="CCCCCC" w:sz="1"/>
-            </w:tcBorders>
-            <w:shd w:fill="FFFFFF" w:val="clear"/>
-            <w:tcMar>
-              <w:top w:type="dxa" w:w="80"/>
-              <w:left w:type="dxa" w:w="120"/>
-              <w:bottom w:type="dxa" w:w="80"/>
-              <w:right w:type="dxa" w:w="120"/>
-            </w:tcMar>
-          </w:tcPr>
-          <w:p>
-            <w:r>
-              <w:rPr>
-                <w:rFonts w:ascii="Arial" w:cs="Arial" w:eastAsia="Arial" w:hAnsi="Arial"/>
-                <w:sz w:val="18"/>
-                <w:szCs w:val="18"/>
-              </w:rPr>
-              <w:t xml:space="preserve">1</w:t>
-            </w:r>
-          </w:p>
-        </w:tc>
-        <w:tc>
-          <w:tcPr>
-            <w:tcW w:type="dxa" w:w="4760"/>
-            <w:tcBorders>
-              <w:top w:val="single" w:color="CCCCCC" w:sz="1"/>
-              <w:left w:val="single" w:color="CCCCCC" w:sz="1"/>
-              <w:bottom w:val="single" w:color="CCCCCC" w:sz="1"/>
-              <w:right w:val="single" w:color="CCCCCC" w:sz="1"/>
-            </w:tcBorders>
-            <w:shd w:fill="FFFFFF" w:val="clear"/>
-            <w:tcMar>
-              <w:top w:type="dxa" w:w="80"/>
-              <w:left w:type="dxa" w:w="120"/>
-              <w:bottom w:type="dxa" w:w="80"/>
-              <w:right w:type="dxa" w:w="120"/>
-            </w:tcMar>
-          </w:tcPr>
-          <w:p>
-            <w:r>
-              <w:rPr>
-                <w:rFonts w:ascii="Arial" w:cs="Arial" w:eastAsia="Arial" w:hAnsi="Arial"/>
-                <w:sz w:val="18"/>
-                <w:szCs w:val="18"/>
-              </w:rPr>
-              <w:t xml:space="preserve">No _version wrapper — uses {entries:[], shots:[]} directly</w:t>
-            </w:r>
-          </w:p>
-        </w:tc>
-      </w:tr>
-      <w:tr>
-        <w:tc>
-          <w:tcPr>
-            <w:tcW w:type="dxa" w:w="2800"/>
-            <w:tcBorders>
-              <w:top w:val="single" w:color="CCCCCC" w:sz="1"/>
-              <w:left w:val="single" w:color="CCCCCC" w:sz="1"/>
-              <w:bottom w:val="single" w:color="CCCCCC" w:sz="1"/>
-              <w:right w:val="single" w:color="CCCCCC" w:sz="1"/>
-            </w:tcBorders>
-            <w:shd w:fill="F5F2EC" w:val="clear"/>
-            <w:tcMar>
-              <w:top w:type="dxa" w:w="80"/>
-              <w:left w:type="dxa" w:w="120"/>
-              <w:bottom w:type="dxa" w:w="80"/>
-              <w:right w:type="dxa" w:w="120"/>
-            </w:tcMar>
-          </w:tcPr>
-          <w:p>
-            <w:r>
-              <w:rPr>
-                <w:rFonts w:ascii="Arial" w:cs="Arial" w:eastAsia="Arial" w:hAnsi="Arial"/>
-                <w:sz w:val="18"/>
-                <w:szCs w:val="18"/>
-              </w:rPr>
-              <w:t xml:space="preserve">Journey Intelligence</w:t>
-            </w:r>
-          </w:p>
-        </w:tc>
-        <w:tc>
-          <w:tcPr>
-            <w:tcW w:type="dxa" w:w="1800"/>
-            <w:tcBorders>
-              <w:top w:val="single" w:color="CCCCCC" w:sz="1"/>
-              <w:left w:val="single" w:color="CCCCCC" w:sz="1"/>
-              <w:bottom w:val="single" w:color="CCCCCC" w:sz="1"/>
-              <w:right w:val="single" w:color="CCCCCC" w:sz="1"/>
-            </w:tcBorders>
-            <w:shd w:fill="F5F2EC" w:val="clear"/>
-            <w:tcMar>
-              <w:top w:type="dxa" w:w="80"/>
-              <w:left w:type="dxa" w:w="120"/>
-              <w:bottom w:type="dxa" w:w="80"/>
-              <w:right w:type="dxa" w:w="120"/>
-            </w:tcMar>
-          </w:tcPr>
-          <w:p>
-            <w:r>
-              <w:rPr>
-                <w:rFonts w:ascii="Arial" w:cs="Arial" w:eastAsia="Arial" w:hAnsi="Arial"/>
-                <w:sz w:val="18"/>
-                <w:szCs w:val="18"/>
-              </w:rPr>
-              <w:t xml:space="preserve">1</w:t>
-            </w:r>
-          </w:p>
-        </w:tc>
-        <w:tc>
-          <w:tcPr>
-            <w:tcW w:type="dxa" w:w="4760"/>
-            <w:tcBorders>
-              <w:top w:val="single" w:color="CCCCCC" w:sz="1"/>
-              <w:left w:val="single" w:color="CCCCCC" w:sz="1"/>
-              <w:bottom w:val="single" w:color="CCCCCC" w:sz="1"/>
-              <w:right w:val="single" w:color="CCCCCC" w:sz="1"/>
-            </w:tcBorders>
-            <w:shd w:fill="F5F2EC" w:val="clear"/>
-            <w:tcMar>
-              <w:top w:type="dxa" w:w="80"/>
-              <w:left w:type="dxa" w:w="120"/>
-              <w:bottom w:type="dxa" w:w="80"/>
-              <w:right w:type="dxa" w:w="120"/>
-            </w:tcMar>
-          </w:tcPr>
-          <w:p>
-            <w:r>
-              <w:rPr>
-                <w:rFonts w:ascii="Arial" w:cs="Arial" w:eastAsia="Arial" w:hAnsi="Arial"/>
-                <w:sz w:val="18"/>
-                <w:szCs w:val="18"/>
-              </w:rPr>
-              <w:t xml:space="preserve"/>
-            </w:r>
-          </w:p>
-        </w:tc>
-      </w:tr>
-      <w:tr>
-        <w:tc>
-          <w:tcPr>
-            <w:tcW w:type="dxa" w:w="2800"/>
-            <w:tcBorders>
-              <w:top w:val="single" w:color="CCCCCC" w:sz="1"/>
-              <w:left w:val="single" w:color="CCCCCC" w:sz="1"/>
-              <w:bottom w:val="single" w:color="CCCCCC" w:sz="1"/>
-              <w:right w:val="single" w:color="CCCCCC" w:sz="1"/>
-            </w:tcBorders>
-            <w:shd w:fill="FFFFFF" w:val="clear"/>
-            <w:tcMar>
-              <w:top w:type="dxa" w:w="80"/>
-              <w:left w:type="dxa" w:w="120"/>
-              <w:bottom w:type="dxa" w:w="80"/>
-              <w:right w:type="dxa" w:w="120"/>
-            </w:tcMar>
-          </w:tcPr>
-          <w:p>
-            <w:r>
-              <w:rPr>
-                <w:rFonts w:ascii="Arial" w:cs="Arial" w:eastAsia="Arial" w:hAnsi="Arial"/>
-                <w:sz w:val="18"/>
-                <w:szCs w:val="18"/>
-              </w:rPr>
-              <w:t xml:space="preserve">Modern Heirloom</w:t>
-            </w:r>
-          </w:p>
-        </w:tc>
-        <w:tc>
-          <w:tcPr>
-            <w:tcW w:type="dxa" w:w="1800"/>
-            <w:tcBorders>
-              <w:top w:val="single" w:color="CCCCCC" w:sz="1"/>
-              <w:left w:val="single" w:color="CCCCCC" w:sz="1"/>
-              <w:bottom w:val="single" w:color="CCCCCC" w:sz="1"/>
-              <w:right w:val="single" w:color="CCCCCC" w:sz="1"/>
-            </w:tcBorders>
-            <w:shd w:fill="FFFFFF" w:val="clear"/>
-            <w:tcMar>
-              <w:top w:type="dxa" w:w="80"/>
-              <w:left w:type="dxa" w:w="120"/>
-              <w:bottom w:type="dxa" w:w="80"/>
-              <w:right w:type="dxa" w:w="120"/>
-            </w:tcMar>
-          </w:tcPr>
-          <w:p>
-            <w:r>
-              <w:rPr>
-                <w:rFonts w:ascii="Arial" w:cs="Arial" w:eastAsia="Arial" w:hAnsi="Arial"/>
-                <w:sz w:val="18"/>
-                <w:szCs w:val="18"/>
-              </w:rPr>
-              <w:t xml:space="preserve">1</w:t>
-            </w:r>
-          </w:p>
-        </w:tc>
-        <w:tc>
-          <w:tcPr>
-            <w:tcW w:type="dxa" w:w="4760"/>
-            <w:tcBorders>
-              <w:top w:val="single" w:color="CCCCCC" w:sz="1"/>
-              <w:left w:val="single" w:color="CCCCCC" w:sz="1"/>
-              <w:bottom w:val="single" w:color="CCCCCC" w:sz="1"/>
-              <w:right w:val="single" w:color="CCCCCC" w:sz="1"/>
-            </w:tcBorders>
-            <w:shd w:fill="FFFFFF" w:val="clear"/>
-            <w:tcMar>
-              <w:top w:type="dxa" w:w="80"/>
-              <w:left w:type="dxa" w:w="120"/>
-              <w:bottom w:type="dxa" w:w="80"/>
-              <w:right w:type="dxa" w:w="120"/>
-            </w:tcMar>
-          </w:tcPr>
-          <w:p>
-            <w:r>
-              <w:rPr>
-                <w:rFonts w:ascii="Arial" w:cs="Arial" w:eastAsia="Arial" w:hAnsi="Arial"/>
-                <w:sz w:val="18"/>
-                <w:szCs w:val="18"/>
-              </w:rPr>
-              <w:t xml:space="preserve">Uses "items" array key (not "data")</w:t>
+            <w:shd w:fill="FFFFFF" w:val="clear"/>
+            <w:tcMar>
+              <w:top w:type="dxa" w:w="80"/>
+              <w:left w:type="dxa" w:w="120"/>
+              <w:bottom w:type="dxa" w:w="80"/>
+              <w:right w:type="dxa" w:w="120"/>
+            </w:tcMar>
+          </w:tcPr>
+          <w:p>
+            <w:r>
+              <w:rPr>
+                <w:rFonts w:ascii="Arial" w:cs="Arial" w:eastAsia="Arial" w:hAnsi="Arial"/>
+                <w:sz w:val="18"/>
+                <w:szCs w:val="18"/>
+              </w:rPr>
+              <w:t xml:space="preserve">Uses “items” array key (not “data”); formerly Modern Heirloom</w:t>
             </w:r>
           </w:p>
         </w:tc>
@@ -4219,7 +4603,7 @@
                 <w:sz w:val="18"/>
                 <w:szCs w:val="18"/>
               </w:rPr>
-              <w:t xml:space="preserve">steady-data.json</w:t>
+              <w:t xml:space="preserve">steady-inventory.json</w:t>
             </w:r>
           </w:p>
         </w:tc>
@@ -4277,7 +4661,7 @@
                 <w:sz w:val="18"/>
                 <w:szCs w:val="18"/>
               </w:rPr>
-              <w:t xml:space="preserve">steady-v1</w:t>
+              <w:t xml:space="preserve">steady-v1 (entries) and steady-shots-v1 (shots)</w:t>
             </w:r>
           </w:p>
         </w:tc>
@@ -4335,7 +4719,7 @@
                 <w:sz w:val="18"/>
                 <w:szCs w:val="18"/>
               </w:rPr>
-              <w:t xml:space="preserve">1 (no wrapper — flat {entries, shots} object)</w:t>
+              <w:t xml:space="preserve">1</w:t>
             </w:r>
           </w:p>
         </w:tc>
@@ -4393,7 +4777,7 @@
                 <w:sz w:val="18"/>
                 <w:szCs w:val="18"/>
               </w:rPr>
-              <w:t xml:space="preserve">{entries:[{date, weight, note, mood}], shots:[{date, dosage}]}</w:t>
+              <w:t xml:space="preserve">{_version:1, entries:[{date, weight, note, mood}], shots:[{date, dosage}]}</w:t>
             </w:r>
           </w:p>
         </w:tc>
@@ -5989,7 +6373,7 @@
                 <w:sz w:val="18"/>
                 <w:szCs w:val="18"/>
               </w:rPr>
-              <w:t xml:space="preserve">Personal collection. Items would move to Modern Heirloom if sold.</w:t>
+              <w:t xml:space="preserve">Personal collection. Items would move to The Collection if sold.</w:t>
             </w:r>
           </w:p>
         </w:tc>
@@ -6047,7 +6431,7 @@
                 <w:sz w:val="18"/>
                 <w:szCs w:val="18"/>
               </w:rPr>
-              <w:t xml:space="preserve">Complete. Design system aligned April 2026.</w:t>
+              <w:t xml:space="preserve">Complete. Design system aligned April 2026; audited October 2026.</w:t>
             </w:r>
           </w:p>
         </w:tc>
@@ -7145,7 +7529,7 @@
           <w:sz w:val="26"/>
           <w:szCs w:val="26"/>
         </w:rPr>
-        <w:t xml:space="preserve">Modern Heirloom (Business · Active)</w:t>
+        <w:t xml:space="preserve">The Collection (Business · Active) — formerly Modern Heirloom</w:t>
       </w:r>
     </w:p>
     <w:tbl>
@@ -7281,7 +7665,7 @@
                 <w:sz w:val="18"/>
                 <w:szCs w:val="18"/>
               </w:rPr>
-              <w:t xml:space="preserve">https://rtpalme-c2.github.io/Modern-Heirloom/modern-heirloom-inventory.html</w:t>
+              <w:t xml:space="preserve">https://rtpalme-c2.github.io/The-Collection/the-collection.html</w:t>
             </w:r>
           </w:p>
         </w:tc>
@@ -7339,7 +7723,7 @@
                 <w:sz w:val="18"/>
                 <w:szCs w:val="18"/>
               </w:rPr>
-              <w:t xml:space="preserve">rtpalme-C2/Modern-Heirloom</w:t>
+              <w:t xml:space="preserve">rtpalme-C2/The-Collection</w:t>
             </w:r>
           </w:p>
         </w:tc>
@@ -7397,7 +7781,7 @@
                 <w:sz w:val="18"/>
                 <w:szCs w:val="18"/>
               </w:rPr>
-              <w:t xml:space="preserve">modern-heirloom-inventory.json</w:t>
+              <w:t xml:space="preserve">the-collection-inventory.json</w:t>
             </w:r>
           </w:p>
         </w:tc>
@@ -7412,6 +7796,64 @@
               <w:bottom w:val="single" w:color="CCCCCC" w:sz="1"/>
               <w:right w:val="single" w:color="CCCCCC" w:sz="1"/>
             </w:tcBorders>
+            <w:shd w:fill="F5F2EC" w:val="clear"/>
+            <w:tcMar>
+              <w:top w:type="dxa" w:w="80"/>
+              <w:left w:type="dxa" w:w="120"/>
+              <w:bottom w:type="dxa" w:w="80"/>
+              <w:right w:type="dxa" w:w="120"/>
+            </w:tcMar>
+          </w:tcPr>
+          <w:p>
+            <w:r>
+              <w:rPr>
+                <w:rFonts w:ascii="Arial" w:cs="Arial" w:eastAsia="Arial" w:hAnsi="Arial"/>
+                <w:sz w:val="18"/>
+                <w:szCs w:val="18"/>
+              </w:rPr>
+              <w:t xml:space="preserve">localStorage key</w:t>
+            </w:r>
+          </w:p>
+        </w:tc>
+        <w:tc>
+          <w:tcPr>
+            <w:tcW w:type="dxa" w:w="7160"/>
+            <w:tcBorders>
+              <w:top w:val="single" w:color="CCCCCC" w:sz="1"/>
+              <w:left w:val="single" w:color="CCCCCC" w:sz="1"/>
+              <w:bottom w:val="single" w:color="CCCCCC" w:sz="1"/>
+              <w:right w:val="single" w:color="CCCCCC" w:sz="1"/>
+            </w:tcBorders>
+            <w:shd w:fill="F5F2EC" w:val="clear"/>
+            <w:tcMar>
+              <w:top w:type="dxa" w:w="80"/>
+              <w:left w:type="dxa" w:w="120"/>
+              <w:bottom w:type="dxa" w:w="80"/>
+              <w:right w:type="dxa" w:w="120"/>
+            </w:tcMar>
+          </w:tcPr>
+          <w:p>
+            <w:r>
+              <w:rPr>
+                <w:rFonts w:ascii="Arial" w:cs="Arial" w:eastAsia="Arial" w:hAnsi="Arial"/>
+                <w:sz w:val="18"/>
+                <w:szCs w:val="18"/>
+              </w:rPr>
+              <w:t xml:space="preserve">tc-v1 (token tc_gh_pat, SHA tc_gh_sha)</w:t>
+            </w:r>
+          </w:p>
+        </w:tc>
+      </w:tr>
+      <w:tr>
+        <w:tc>
+          <w:tcPr>
+            <w:tcW w:type="dxa" w:w="2200"/>
+            <w:tcBorders>
+              <w:top w:val="single" w:color="CCCCCC" w:sz="1"/>
+              <w:left w:val="single" w:color="CCCCCC" w:sz="1"/>
+              <w:bottom w:val="single" w:color="CCCCCC" w:sz="1"/>
+              <w:right w:val="single" w:color="CCCCCC" w:sz="1"/>
+            </w:tcBorders>
             <w:shd w:fill="FFFFFF" w:val="clear"/>
             <w:tcMar>
               <w:top w:type="dxa" w:w="80"/>
@@ -7687,7 +8129,7 @@
                 <w:sz w:val="18"/>
                 <w:szCs w:val="18"/>
               </w:rPr>
-              <w:t xml:space="preserve">#D4617A (rose)</w:t>
+              <w:t xml:space="preserve">#8B2040 (--mh-accent); champagne #DCC9A6 (--mh-rose)</w:t>
             </w:r>
           </w:p>
         </w:tc>
@@ -7745,7 +8187,7 @@
                 <w:sz w:val="18"/>
                 <w:szCs w:val="18"/>
               </w:rPr>
-              <w:t xml:space="preserve">Active with live inventory data. GitHub sync live.</w:t>
+              <w:t xml:space="preserve">Active with live inventory data. GitHub sync live. Replaces the retired Modern Heirloom app (its HTML has been deleted; modern-heirloom-inventory.json remains as the one-time import source).</w:t>
             </w:r>
           </w:p>
         </w:tc>
@@ -8079,7 +8521,7 @@
                 <w:sz w:val="18"/>
                 <w:szCs w:val="18"/>
               </w:rPr>
-              <w:t xml:space="preserve">sashiko-v2</w:t>
+              <w:t xml:space="preserve">sashiko-v3</w:t>
             </w:r>
           </w:p>
         </w:tc>
@@ -8137,7 +8579,7 @@
                 <w:sz w:val="18"/>
                 <w:szCs w:val="18"/>
               </w:rPr>
-              <w:t xml:space="preserve">2</w:t>
+              <w:t xml:space="preserve">3</w:t>
             </w:r>
           </w:p>
         </w:tc>
@@ -8195,7 +8637,7 @@
                 <w:sz w:val="18"/>
                 <w:szCs w:val="18"/>
               </w:rPr>
-              <w:t xml:space="preserve">{_version:2, data:[...items]}</w:t>
+              <w:t xml:space="preserve">{_version:3, data:[...items]}</w:t>
             </w:r>
           </w:p>
         </w:tc>
@@ -8427,7 +8869,7 @@
                 <w:sz w:val="18"/>
                 <w:szCs w:val="18"/>
               </w:rPr>
-              <w:t xml:space="preserve">sashiko-inventory.json has been saved in RTF format — file is malformed. Should be re-saved as clean JSON.</w:t>
+              <w:t xml:space="preserve">sashiko-inventory.json is valid JSON (the earlier RTF-format problem is resolved).</w:t>
             </w:r>
           </w:p>
         </w:tc>
@@ -8485,7 +8927,7 @@
                 <w:sz w:val="18"/>
                 <w:szCs w:val="18"/>
               </w:rPr>
-              <w:t xml:space="preserve">Complete. Design system aligned April 2026.</w:t>
+              <w:t xml:space="preserve">Complete. Design system aligned April 2026; audited October 2026.</w:t>
             </w:r>
           </w:p>
         </w:tc>
@@ -8525,7 +8967,7 @@
           <w:sz w:val="20"/>
           <w:szCs w:val="20"/>
         </w:rPr>
-        <w:t xml:space="preserve">Reference: DESIGN_SYSTEM.md v1.1 (May 2026) and life-stuff-app-template.html in rtpalme-C2/life-stuff-data.</w:t>
+        <w:t xml:space="preserve">Reference: DESIGN_SYSTEM.md v1.5 (October 2026) and life-stuff-app-template.html in rtpalme-C2/life-stuff-data.</w:t>
       </w:r>
     </w:p>
     <w:p>
@@ -8546,7 +8988,7 @@
           <w:sz w:val="26"/>
           <w:szCs w:val="26"/>
         </w:rPr>
-        <w:t xml:space="preserve">Critical Rules (v1.1)</w:t>
+        <w:t xml:space="preserve">Critical Rules (v1.5)</w:t>
       </w:r>
     </w:p>
     <w:p>
@@ -8618,7 +9060,7 @@
           <w:sz w:val="20"/>
           <w:szCs w:val="20"/>
         </w:rPr>
-        <w:t xml:space="preserve">Eyebrow text: mixed case "Chapter N · Name" (middle dot U+00B7) — never ALL CAPS.</w:t>
+        <w:t xml:space="preserve">No eyebrow, tagline or “Chapter N” text in the header — wordmark only (the h1 is weight 300).</w:t>
       </w:r>
     </w:p>
     <w:p>
@@ -8654,7 +9096,25 @@
           <w:sz w:val="20"/>
           <w:szCs w:val="20"/>
         </w:rPr>
-        <w:t xml:space="preserve">Invalid border-radius values: 2px, 3px, 9px, 10px — use system tokens only.</w:t>
+        <w:t xml:space="preserve">Allowed border-radius values: 4, 8, 12, 16, 20px and 50% only (no 2, 3, 5, 6, 9 or 10px). Bold text (strong) is weight 500.</w:t>
+      </w:r>
+    </w:p>
+    <w:p>
+      <w:pPr>
+        <w:pStyle w:val="ListParagraph"/>
+        <w:numPr>
+          <w:ilvl w:val="0"/>
+          <w:numId w:val="2"/>
+        </w:numPr>
+        <w:spacing w:after="60" w:before="0"/>
+      </w:pPr>
+      <w:r>
+        <w:rPr>
+          <w:rFonts w:ascii="Arial" w:cs="Arial" w:eastAsia="Arial" w:hAnsi="Arial"/>
+          <w:sz w:val="20"/>
+          <w:szCs w:val="20"/>
+        </w:rPr>
+        <w:t xml:space="preserve">Status colours use the canonical names --ok, --warn, --err, --info and --neutral (with -bg, -text and -border variants); apps never push to GitHub before the remote file has been read (push guard).</w:t>
       </w:r>
     </w:p>
     <w:p>
@@ -11140,7 +11600,7 @@
           <w:sz w:val="22"/>
           <w:szCs w:val="22"/>
         </w:rPr>
-        <w:t xml:space="preserve">Modern Heirloom — Rose / Plum</w:t>
+        <w:t xml:space="preserve">The Collection (formerly Modern Heirloom) — Plum / Champagne</w:t>
       </w:r>
     </w:p>
     <w:tbl>
@@ -11349,6 +11809,64 @@
               <w:bottom w:val="single" w:color="CCCCCC" w:sz="1"/>
               <w:right w:val="single" w:color="CCCCCC" w:sz="1"/>
             </w:tcBorders>
+            <w:shd w:fill="FFFFFF" w:val="clear"/>
+            <w:tcMar>
+              <w:top w:type="dxa" w:w="80"/>
+              <w:left w:type="dxa" w:w="120"/>
+              <w:bottom w:type="dxa" w:w="80"/>
+              <w:right w:type="dxa" w:w="120"/>
+            </w:tcMar>
+          </w:tcPr>
+          <w:p>
+            <w:r>
+              <w:rPr>
+                <w:rFonts w:ascii="Arial" w:cs="Arial" w:eastAsia="Arial" w:hAnsi="Arial"/>
+                <w:sz w:val="18"/>
+                <w:szCs w:val="18"/>
+              </w:rPr>
+              <w:t xml:space="preserve">--mh-accent</w:t>
+            </w:r>
+          </w:p>
+        </w:tc>
+        <w:tc>
+          <w:tcPr>
+            <w:tcW w:type="dxa" w:w="6560"/>
+            <w:tcBorders>
+              <w:top w:val="single" w:color="CCCCCC" w:sz="1"/>
+              <w:left w:val="single" w:color="CCCCCC" w:sz="1"/>
+              <w:bottom w:val="single" w:color="CCCCCC" w:sz="1"/>
+              <w:right w:val="single" w:color="CCCCCC" w:sz="1"/>
+            </w:tcBorders>
+            <w:shd w:fill="FFFFFF" w:val="clear"/>
+            <w:tcMar>
+              <w:top w:type="dxa" w:w="80"/>
+              <w:left w:type="dxa" w:w="120"/>
+              <w:bottom w:type="dxa" w:w="80"/>
+              <w:right w:type="dxa" w:w="120"/>
+            </w:tcMar>
+          </w:tcPr>
+          <w:p>
+            <w:r>
+              <w:rPr>
+                <w:rFonts w:ascii="Arial" w:cs="Arial" w:eastAsia="Arial" w:hAnsi="Arial"/>
+                <w:sz w:val="18"/>
+                <w:szCs w:val="18"/>
+              </w:rPr>
+              <w:t xml:space="preserve">#8B2040</w:t>
+            </w:r>
+          </w:p>
+        </w:tc>
+      </w:tr>
+      <w:tr>
+        <w:tc>
+          <w:tcPr>
+            <w:tcW w:type="dxa" w:w="2800"/>
+            <w:tcBorders>
+              <w:top w:val="single" w:color="CCCCCC" w:sz="1"/>
+              <w:left w:val="single" w:color="CCCCCC" w:sz="1"/>
+              <w:bottom w:val="single" w:color="CCCCCC" w:sz="1"/>
+              <w:right w:val="single" w:color="CCCCCC" w:sz="1"/>
+            </w:tcBorders>
             <w:shd w:fill="F5F2EC" w:val="clear"/>
             <w:tcMar>
               <w:top w:type="dxa" w:w="80"/>
@@ -11392,7 +11910,7 @@
                 <w:sz w:val="18"/>
                 <w:szCs w:val="18"/>
               </w:rPr>
-              <w:t xml:space="preserve">#D4617A</w:t>
+              <w:t xml:space="preserve">#DCC9A6</w:t>
             </w:r>
           </w:p>
         </w:tc>
@@ -11843,92 +12361,6 @@
                 <w:szCs w:val="18"/>
               </w:rPr>
               <w:t xml:space="preserve">Content cards, metric blocks, control panels</w:t>
-            </w:r>
-          </w:p>
-        </w:tc>
-      </w:tr>
-      <w:tr>
-        <w:tc>
-          <w:tcPr>
-            <w:tcW w:type="dxa" w:w="1800"/>
-            <w:tcBorders>
-              <w:top w:val="single" w:color="CCCCCC" w:sz="1"/>
-              <w:left w:val="single" w:color="CCCCCC" w:sz="1"/>
-              <w:bottom w:val="single" w:color="CCCCCC" w:sz="1"/>
-              <w:right w:val="single" w:color="CCCCCC" w:sz="1"/>
-            </w:tcBorders>
-            <w:shd w:fill="FFFFFF" w:val="clear"/>
-            <w:tcMar>
-              <w:top w:type="dxa" w:w="80"/>
-              <w:left w:type="dxa" w:w="120"/>
-              <w:bottom w:type="dxa" w:w="80"/>
-              <w:right w:type="dxa" w:w="120"/>
-            </w:tcMar>
-          </w:tcPr>
-          <w:p>
-            <w:r>
-              <w:rPr>
-                <w:rFonts w:ascii="Arial" w:cs="Arial" w:eastAsia="Arial" w:hAnsi="Arial"/>
-                <w:sz w:val="18"/>
-                <w:szCs w:val="18"/>
-              </w:rPr>
-              <w:t xml:space="preserve">Soft</w:t>
-            </w:r>
-          </w:p>
-        </w:tc>
-        <w:tc>
-          <w:tcPr>
-            <w:tcW w:type="dxa" w:w="1200"/>
-            <w:tcBorders>
-              <w:top w:val="single" w:color="CCCCCC" w:sz="1"/>
-              <w:left w:val="single" w:color="CCCCCC" w:sz="1"/>
-              <w:bottom w:val="single" w:color="CCCCCC" w:sz="1"/>
-              <w:right w:val="single" w:color="CCCCCC" w:sz="1"/>
-            </w:tcBorders>
-            <w:shd w:fill="FFFFFF" w:val="clear"/>
-            <w:tcMar>
-              <w:top w:type="dxa" w:w="80"/>
-              <w:left w:type="dxa" w:w="120"/>
-              <w:bottom w:type="dxa" w:w="80"/>
-              <w:right w:type="dxa" w:w="120"/>
-            </w:tcMar>
-          </w:tcPr>
-          <w:p>
-            <w:r>
-              <w:rPr>
-                <w:rFonts w:ascii="Arial" w:cs="Arial" w:eastAsia="Arial" w:hAnsi="Arial"/>
-                <w:sz w:val="18"/>
-                <w:szCs w:val="18"/>
-              </w:rPr>
-              <w:t xml:space="preserve">10px</w:t>
-            </w:r>
-          </w:p>
-        </w:tc>
-        <w:tc>
-          <w:tcPr>
-            <w:tcW w:type="dxa" w:w="6360"/>
-            <w:tcBorders>
-              <w:top w:val="single" w:color="CCCCCC" w:sz="1"/>
-              <w:left w:val="single" w:color="CCCCCC" w:sz="1"/>
-              <w:bottom w:val="single" w:color="CCCCCC" w:sz="1"/>
-              <w:right w:val="single" w:color="CCCCCC" w:sz="1"/>
-            </w:tcBorders>
-            <w:shd w:fill="FFFFFF" w:val="clear"/>
-            <w:tcMar>
-              <w:top w:type="dxa" w:w="80"/>
-              <w:left w:type="dxa" w:w="120"/>
-              <w:bottom w:type="dxa" w:w="80"/>
-              <w:right w:type="dxa" w:w="120"/>
-            </w:tcMar>
-          </w:tcPr>
-          <w:p>
-            <w:r>
-              <w:rPr>
-                <w:rFonts w:ascii="Arial" w:cs="Arial" w:eastAsia="Arial" w:hAnsi="Arial"/>
-                <w:sz w:val="18"/>
-                <w:szCs w:val="18"/>
-              </w:rPr>
-              <w:t xml:space="preserve">Stat pills, toast, badges</w:t>
             </w:r>
           </w:p>
         </w:tc>
@@ -12194,7 +12626,7 @@
           <w:sz w:val="20"/>
           <w:szCs w:val="20"/>
         </w:rPr>
-        <w:t xml:space="preserve">Favicon can be PNG or SVG but keep it clean at 32×32 — no texture lines</w:t>
+        <w:t xml:space="preserve">Favicon is a 32×32 PNG; apple-touch-icon is a 180×180 PNG — no texture lines</w:t>
       </w:r>
     </w:p>
     <w:p>
@@ -12396,7 +12828,7 @@
                 <w:sz w:val="18"/>
                 <w:szCs w:val="18"/>
               </w:rPr>
-              <w:t xml:space="preserve">Sashiko Craft</w:t>
+              <w:t xml:space="preserve">All apps</w:t>
             </w:r>
           </w:p>
         </w:tc>
@@ -12424,7 +12856,7 @@
                 <w:sz w:val="18"/>
                 <w:szCs w:val="18"/>
               </w:rPr>
-              <w:t xml:space="preserve">sashiko-inventory.json is saved in RTF format rather than clean JSON. File is malformed — should be re-saved as clean JSON directly from the app or manually corrected.</w:t>
+              <w:t xml:space="preserve">Phone layout (Standard 13) was re-measured only for Journey Intelligence; re-check the other five apps at 320–430 px.</w:t>
             </w:r>
           </w:p>
         </w:tc>
@@ -12452,7 +12884,7 @@
                 <w:sz w:val="18"/>
                 <w:szCs w:val="18"/>
               </w:rPr>
-              <w:t xml:space="preserve">Medium</w:t>
+              <w:t xml:space="preserve">Low</w:t>
             </w:r>
           </w:p>
         </w:tc>
@@ -12482,7 +12914,7 @@
                 <w:sz w:val="18"/>
                 <w:szCs w:val="18"/>
               </w:rPr>
-              <w:t xml:space="preserve">Steady</w:t>
+              <w:t xml:space="preserve">Ritual, Steady, Stylographic, The Collection</w:t>
             </w:r>
           </w:p>
         </w:tc>
@@ -12510,7 +12942,7 @@
                 <w:sz w:val="18"/>
                 <w:szCs w:val="18"/>
               </w:rPr>
-              <w:t xml:space="preserve">Data file uses flat {entries, shots} structure with no _version wrapper. Inconsistent with other apps. Low risk as app is working correctly.</w:t>
+              <w:t xml:space="preserve">Some hard-coded hex colours remain outside :root; they are not yet converted to variables.</w:t>
             </w:r>
           </w:p>
         </w:tc>
@@ -12678,6 +13110,101 @@
                 <w:szCs w:val="18"/>
               </w:rPr>
               <w:t xml:space="preserve">Changes</w:t>
+            </w:r>
+          </w:p>
+        </w:tc>
+      </w:tr>
+      <w:tr>
+        <w:tc>
+          <w:tcPr>
+            <w:tcW w:type="dxa" w:w="1200"/>
+            <w:tcBorders>
+              <w:top w:val="single" w:color="CCCCCC" w:sz="1"/>
+              <w:left w:val="single" w:color="CCCCCC" w:sz="1"/>
+              <w:bottom w:val="single" w:color="CCCCCC" w:sz="1"/>
+              <w:right w:val="single" w:color="CCCCCC" w:sz="1"/>
+            </w:tcBorders>
+            <w:shd w:fill="1E1609" w:val="clear"/>
+            <w:tcMar>
+              <w:top w:type="dxa" w:w="80"/>
+              <w:left w:type="dxa" w:w="120"/>
+              <w:bottom w:type="dxa" w:w="80"/>
+              <w:right w:type="dxa" w:w="120"/>
+            </w:tcMar>
+          </w:tcPr>
+          <w:p>
+            <w:r>
+              <w:rPr>
+                <w:rFonts w:ascii="Arial" w:cs="Arial" w:eastAsia="Arial" w:hAnsi="Arial"/>
+                <w:b/>
+                <w:bCs/>
+                <w:color w:val="B8900C"/>
+                <w:sz w:val="18"/>
+                <w:szCs w:val="18"/>
+              </w:rPr>
+              <w:t xml:space="preserve">1.2</w:t>
+            </w:r>
+          </w:p>
+        </w:tc>
+        <w:tc>
+          <w:tcPr>
+            <w:tcW w:type="dxa" w:w="1200"/>
+            <w:tcBorders>
+              <w:top w:val="single" w:color="CCCCCC" w:sz="1"/>
+              <w:left w:val="single" w:color="CCCCCC" w:sz="1"/>
+              <w:bottom w:val="single" w:color="CCCCCC" w:sz="1"/>
+              <w:right w:val="single" w:color="CCCCCC" w:sz="1"/>
+            </w:tcBorders>
+            <w:shd w:fill="1E1609" w:val="clear"/>
+            <w:tcMar>
+              <w:top w:type="dxa" w:w="80"/>
+              <w:left w:type="dxa" w:w="120"/>
+              <w:bottom w:type="dxa" w:w="80"/>
+              <w:right w:type="dxa" w:w="120"/>
+            </w:tcMar>
+          </w:tcPr>
+          <w:p>
+            <w:r>
+              <w:rPr>
+                <w:rFonts w:ascii="Arial" w:cs="Arial" w:eastAsia="Arial" w:hAnsi="Arial"/>
+                <w:b/>
+                <w:bCs/>
+                <w:color w:val="B8900C"/>
+                <w:sz w:val="18"/>
+                <w:szCs w:val="18"/>
+              </w:rPr>
+              <w:t xml:space="preserve">October 2026</w:t>
+            </w:r>
+          </w:p>
+        </w:tc>
+        <w:tc>
+          <w:tcPr>
+            <w:tcW w:type="dxa" w:w="6960"/>
+            <w:tcBorders>
+              <w:top w:val="single" w:color="CCCCCC" w:sz="1"/>
+              <w:left w:val="single" w:color="CCCCCC" w:sz="1"/>
+              <w:bottom w:val="single" w:color="CCCCCC" w:sz="1"/>
+              <w:right w:val="single" w:color="CCCCCC" w:sz="1"/>
+            </w:tcBorders>
+            <w:shd w:fill="1E1609" w:val="clear"/>
+            <w:tcMar>
+              <w:top w:type="dxa" w:w="80"/>
+              <w:left w:type="dxa" w:w="120"/>
+              <w:bottom w:type="dxa" w:w="80"/>
+              <w:right w:type="dxa" w:w="120"/>
+            </w:tcMar>
+          </w:tcPr>
+          <w:p>
+            <w:r>
+              <w:rPr>
+                <w:rFonts w:ascii="Arial" w:cs="Arial" w:eastAsia="Arial" w:hAnsi="Arial"/>
+                <w:b/>
+                <w:bCs/>
+                <w:color w:val="B8900C"/>
+                <w:sz w:val="18"/>
+                <w:szCs w:val="18"/>
+              </w:rPr>
+              <w:t xml:space="preserve">October 2026 audit: renamed Modern Heirloom to The Collection (repo The-Collection); updated Sashiko Craft to DATA_VERSION 3 and sashiko-v3; Steady data file steady-inventory.json with _version wrapper; documented the push guard, local dates and escaping; updated design rules to DESIGN_SYSTEM.md v1.5; refreshed Known Issues.</w:t>
             </w:r>
           </w:p>
         </w:tc>

--- a/life-stuff-continuity.docx
+++ b/life-stuff-continuity.docx
@@ -1218,64 +1218,6 @@
                 <w:szCs w:val="18"/>
               </w:rPr>
               <w:t xml:space="preserve">The Collection</w:t>
-            </w:r>
-          </w:p>
-        </w:tc>
-      </w:tr>
-      <w:tr>
-        <w:tc>
-          <w:tcPr>
-            <w:tcW w:type="dxa" w:w="4680"/>
-            <w:tcBorders>
-              <w:top w:val="single" w:color="CCCCCC" w:sz="1"/>
-              <w:left w:val="single" w:color="CCCCCC" w:sz="1"/>
-              <w:bottom w:val="single" w:color="CCCCCC" w:sz="1"/>
-              <w:right w:val="single" w:color="CCCCCC" w:sz="1"/>
-            </w:tcBorders>
-            <w:shd w:fill="FFFFFF" w:val="clear"/>
-            <w:tcMar>
-              <w:top w:type="dxa" w:w="80"/>
-              <w:left w:type="dxa" w:w="120"/>
-              <w:bottom w:type="dxa" w:w="80"/>
-              <w:right w:type="dxa" w:w="120"/>
-            </w:tcMar>
-          </w:tcPr>
-          <w:p>
-            <w:r>
-              <w:rPr>
-                <w:rFonts w:ascii="Arial" w:cs="Arial" w:eastAsia="Arial" w:hAnsi="Arial"/>
-                <w:sz w:val="18"/>
-                <w:szCs w:val="18"/>
-              </w:rPr>
-              <w:t xml:space="preserve">modern-heirloom-inventory.json</w:t>
-            </w:r>
-          </w:p>
-        </w:tc>
-        <w:tc>
-          <w:tcPr>
-            <w:tcW w:type="dxa" w:w="4680"/>
-            <w:tcBorders>
-              <w:top w:val="single" w:color="CCCCCC" w:sz="1"/>
-              <w:left w:val="single" w:color="CCCCCC" w:sz="1"/>
-              <w:bottom w:val="single" w:color="CCCCCC" w:sz="1"/>
-              <w:right w:val="single" w:color="CCCCCC" w:sz="1"/>
-            </w:tcBorders>
-            <w:shd w:fill="FFFFFF" w:val="clear"/>
-            <w:tcMar>
-              <w:top w:type="dxa" w:w="80"/>
-              <w:left w:type="dxa" w:w="120"/>
-              <w:bottom w:type="dxa" w:w="80"/>
-              <w:right w:type="dxa" w:w="120"/>
-            </w:tcMar>
-          </w:tcPr>
-          <w:p>
-            <w:r>
-              <w:rPr>
-                <w:rFonts w:ascii="Arial" w:cs="Arial" w:eastAsia="Arial" w:hAnsi="Arial"/>
-                <w:sz w:val="18"/>
-                <w:szCs w:val="18"/>
-              </w:rPr>
-              <w:t xml:space="preserve">Retired — kept only as The Collection’s one-time import source</w:t>
             </w:r>
           </w:p>
         </w:tc>
@@ -4306,7 +4248,7 @@
                 <w:sz w:val="18"/>
                 <w:szCs w:val="18"/>
               </w:rPr>
-              <w:t xml:space="preserve">Uses “items” array key (not “data”); formerly Modern Heirloom</w:t>
+              <w:t>Uses “items” array key (not “data”); formerly Modern Heirloom. Do not bump to migrate: a different remote _version is treated as no data.</w:t>
             </w:r>
           </w:p>
         </w:tc>
@@ -7897,7 +7839,7 @@
                 <w:sz w:val="18"/>
                 <w:szCs w:val="18"/>
               </w:rPr>
-              <w:t xml:space="preserve">1</w:t>
+              <w:t>1 — do NOT bump to migrate. A remote file with a different _version is treated as "no data" and would be overwritten by local or seed data. Migrations are per record and field-based.</w:t>
             </w:r>
           </w:p>
         </w:tc>
@@ -8187,7 +8129,297 @@
                 <w:sz w:val="18"/>
                 <w:szCs w:val="18"/>
               </w:rPr>
-              <w:t xml:space="preserve">Active with live inventory data. GitHub sync live. Replaces the retired Modern Heirloom app (its HTML has been deleted; modern-heirloom-inventory.json remains as the one-time import source).</w:t>
+              <w:t>Active with live inventory data. GitHub sync live. Replaces the retired Modern Heirloom app (its HTML and its one-time import data file have both been deleted).</w:t>
+            </w:r>
+          </w:p>
+        </w:tc>
+      </w:tr>
+      <w:tr>
+        <w:tc>
+          <w:tcPr>
+            <w:tcW w:type="dxa" w:w="2200"/>
+            <w:tcBorders>
+              <w:top w:val="single" w:color="CCCCCC" w:sz="1"/>
+              <w:left w:val="single" w:color="CCCCCC" w:sz="1"/>
+              <w:bottom w:val="single" w:color="CCCCCC" w:sz="1"/>
+              <w:right w:val="single" w:color="CCCCCC" w:sz="1"/>
+            </w:tcBorders>
+            <w:shd w:fill="FFFFFF" w:val="clear"/>
+            <w:tcMar>
+              <w:top w:type="dxa" w:w="80"/>
+              <w:left w:type="dxa" w:w="120"/>
+              <w:bottom w:type="dxa" w:w="80"/>
+              <w:right w:type="dxa" w:w="120"/>
+            </w:tcMar>
+          </w:tcPr>
+          <w:p>
+            <w:r>
+              <w:rPr>
+                <w:rFonts w:ascii="Arial" w:cs="Arial" w:eastAsia="Arial" w:hAnsi="Arial"/>
+                <w:sz w:val="18"/>
+                <w:szCs w:val="18"/>
+              </w:rPr>
+              <w:t>Tabs</w:t>
+            </w:r>
+          </w:p>
+        </w:tc>
+        <w:tc>
+          <w:tcPr>
+            <w:tcW w:type="dxa" w:w="7160"/>
+            <w:tcBorders>
+              <w:top w:val="single" w:color="CCCCCC" w:sz="1"/>
+              <w:left w:val="single" w:color="CCCCCC" w:sz="1"/>
+              <w:bottom w:val="single" w:color="CCCCCC" w:sz="1"/>
+              <w:right w:val="single" w:color="CCCCCC" w:sz="1"/>
+            </w:tcBorders>
+            <w:shd w:fill="FFFFFF" w:val="clear"/>
+            <w:tcMar>
+              <w:top w:type="dxa" w:w="80"/>
+              <w:left w:type="dxa" w:w="120"/>
+              <w:bottom w:type="dxa" w:w="80"/>
+              <w:right w:type="dxa" w:w="120"/>
+            </w:tcMar>
+          </w:tcPr>
+          <w:p>
+            <w:r>
+              <w:rPr>
+                <w:rFonts w:ascii="Arial" w:cs="Arial" w:eastAsia="Arial" w:hAnsi="Arial"/>
+                <w:sz w:val="18"/>
+                <w:szCs w:val="18"/>
+              </w:rPr>
+              <w:t>Collection (stash), Wishlist, Listed (draft, active, hold; internal id forsale), Sold. Each tab shows a summary row: Collection Total, Wishlist Budget, Listed Value, Sold Profit.</w:t>
+            </w:r>
+          </w:p>
+        </w:tc>
+      </w:tr>
+      <w:tr>
+        <w:tc>
+          <w:tcPr>
+            <w:tcW w:type="dxa" w:w="2200"/>
+            <w:tcBorders>
+              <w:top w:val="single" w:color="CCCCCC" w:sz="1"/>
+              <w:left w:val="single" w:color="CCCCCC" w:sz="1"/>
+              <w:bottom w:val="single" w:color="CCCCCC" w:sz="1"/>
+              <w:right w:val="single" w:color="CCCCCC" w:sz="1"/>
+            </w:tcBorders>
+            <w:shd w:fill="F5F2EC" w:val="clear"/>
+            <w:tcMar>
+              <w:top w:type="dxa" w:w="80"/>
+              <w:left w:type="dxa" w:w="120"/>
+              <w:bottom w:type="dxa" w:w="80"/>
+              <w:right w:type="dxa" w:w="120"/>
+            </w:tcMar>
+          </w:tcPr>
+          <w:p>
+            <w:r>
+              <w:rPr>
+                <w:rFonts w:ascii="Arial" w:cs="Arial" w:eastAsia="Arial" w:hAnsi="Arial"/>
+                <w:sz w:val="18"/>
+                <w:szCs w:val="18"/>
+              </w:rPr>
+              <w:t>Fields (October 2026)</w:t>
+            </w:r>
+          </w:p>
+        </w:tc>
+        <w:tc>
+          <w:tcPr>
+            <w:tcW w:type="dxa" w:w="7160"/>
+            <w:tcBorders>
+              <w:top w:val="single" w:color="CCCCCC" w:sz="1"/>
+              <w:left w:val="single" w:color="CCCCCC" w:sz="1"/>
+              <w:bottom w:val="single" w:color="CCCCCC" w:sz="1"/>
+              <w:right w:val="single" w:color="CCCCCC" w:sz="1"/>
+            </w:tcBorders>
+            <w:shd w:fill="F5F2EC" w:val="clear"/>
+            <w:tcMar>
+              <w:top w:type="dxa" w:w="80"/>
+              <w:left w:type="dxa" w:w="120"/>
+              <w:bottom w:type="dxa" w:w="80"/>
+              <w:right w:type="dxa" w:w="120"/>
+            </w:tcMar>
+          </w:tcPr>
+          <w:p>
+            <w:r>
+              <w:rPr>
+                <w:rFonts w:ascii="Arial" w:cs="Arial" w:eastAsia="Arial" w:hAnsi="Arial"/>
+                <w:sz w:val="18"/>
+                <w:szCs w:val="18"/>
+              </w:rPr>
+              <w:t>Bought (new / pre-owned), Condition (New to Fair) + Condition notes, Size (Mini to Extra Large) + Model size, Hardware (dropdown) + Hardware notes, Source (Retail / Outlet / Resale / Gift), Country of manufacture, Bought at, Accessories (multi-select chips, incl. Original Box) + Accessory notes, Receipt toggle. Cost has a currency; non-USD costs also store costUSD. Sold items store soldDate.</w:t>
+            </w:r>
+          </w:p>
+        </w:tc>
+      </w:tr>
+      <w:tr>
+        <w:tc>
+          <w:tcPr>
+            <w:tcW w:type="dxa" w:w="2200"/>
+            <w:tcBorders>
+              <w:top w:val="single" w:color="CCCCCC" w:sz="1"/>
+              <w:left w:val="single" w:color="CCCCCC" w:sz="1"/>
+              <w:bottom w:val="single" w:color="CCCCCC" w:sz="1"/>
+              <w:right w:val="single" w:color="CCCCCC" w:sz="1"/>
+            </w:tcBorders>
+            <w:shd w:fill="FFFFFF" w:val="clear"/>
+            <w:tcMar>
+              <w:top w:type="dxa" w:w="80"/>
+              <w:left w:type="dxa" w:w="120"/>
+              <w:bottom w:type="dxa" w:w="80"/>
+              <w:right w:type="dxa" w:w="120"/>
+            </w:tcMar>
+          </w:tcPr>
+          <w:p>
+            <w:r>
+              <w:rPr>
+                <w:rFonts w:ascii="Arial" w:cs="Arial" w:eastAsia="Arial" w:hAnsi="Arial"/>
+                <w:sz w:val="18"/>
+                <w:szCs w:val="18"/>
+              </w:rPr>
+              <w:t>Data rules</w:t>
+            </w:r>
+          </w:p>
+        </w:tc>
+        <w:tc>
+          <w:tcPr>
+            <w:tcW w:type="dxa" w:w="7160"/>
+            <w:tcBorders>
+              <w:top w:val="single" w:color="CCCCCC" w:sz="1"/>
+              <w:left w:val="single" w:color="CCCCCC" w:sz="1"/>
+              <w:bottom w:val="single" w:color="CCCCCC" w:sz="1"/>
+              <w:right w:val="single" w:color="CCCCCC" w:sz="1"/>
+            </w:tcBorders>
+            <w:shd w:fill="FFFFFF" w:val="clear"/>
+            <w:tcMar>
+              <w:top w:type="dxa" w:w="80"/>
+              <w:left w:type="dxa" w:w="120"/>
+              <w:bottom w:type="dxa" w:w="80"/>
+              <w:right w:type="dxa" w:w="120"/>
+            </w:tcMar>
+          </w:tcPr>
+          <w:p>
+            <w:r>
+              <w:rPr>
+                <w:rFonts w:ascii="Arial" w:cs="Arial" w:eastAsia="Arial" w:hAnsi="Arial"/>
+                <w:sz w:val="18"/>
+                <w:szCs w:val="18"/>
+              </w:rPr>
+              <w:t>Cost, costUSD, price and soldPrice are numbers; missing is null. Old keys origin and accompanied remain in the data but are no longer shown. Brand matches ignore case and accents; saving corrects the spelling.</w:t>
+            </w:r>
+          </w:p>
+        </w:tc>
+      </w:tr>
+      <w:tr>
+        <w:tc>
+          <w:tcPr>
+            <w:tcW w:type="dxa" w:w="2200"/>
+            <w:tcBorders>
+              <w:top w:val="single" w:color="CCCCCC" w:sz="1"/>
+              <w:left w:val="single" w:color="CCCCCC" w:sz="1"/>
+              <w:bottom w:val="single" w:color="CCCCCC" w:sz="1"/>
+              <w:right w:val="single" w:color="CCCCCC" w:sz="1"/>
+            </w:tcBorders>
+            <w:shd w:fill="F5F2EC" w:val="clear"/>
+            <w:tcMar>
+              <w:top w:type="dxa" w:w="80"/>
+              <w:left w:type="dxa" w:w="120"/>
+              <w:bottom w:type="dxa" w:w="80"/>
+              <w:right w:type="dxa" w:w="120"/>
+            </w:tcMar>
+          </w:tcPr>
+          <w:p>
+            <w:r>
+              <w:rPr>
+                <w:rFonts w:ascii="Arial" w:cs="Arial" w:eastAsia="Arial" w:hAnsi="Arial"/>
+                <w:sz w:val="18"/>
+                <w:szCs w:val="18"/>
+              </w:rPr>
+              <w:t>Safety</w:t>
+            </w:r>
+          </w:p>
+        </w:tc>
+        <w:tc>
+          <w:tcPr>
+            <w:tcW w:type="dxa" w:w="7160"/>
+            <w:tcBorders>
+              <w:top w:val="single" w:color="CCCCCC" w:sz="1"/>
+              <w:left w:val="single" w:color="CCCCCC" w:sz="1"/>
+              <w:bottom w:val="single" w:color="CCCCCC" w:sz="1"/>
+              <w:right w:val="single" w:color="CCCCCC" w:sz="1"/>
+            </w:tcBorders>
+            <w:shd w:fill="F5F2EC" w:val="clear"/>
+            <w:tcMar>
+              <w:top w:type="dxa" w:w="80"/>
+              <w:left w:type="dxa" w:w="120"/>
+              <w:bottom w:type="dxa" w:w="80"/>
+              <w:right w:type="dxa" w:w="120"/>
+            </w:tcMar>
+          </w:tcPr>
+          <w:p>
+            <w:r>
+              <w:rPr>
+                <w:rFonts w:ascii="Arial" w:cs="Arial" w:eastAsia="Arial" w:hAnsi="Arial"/>
+                <w:sz w:val="18"/>
+                <w:szCs w:val="18"/>
+              </w:rPr>
+              <w:t>Push guard plus count guard (a push that cuts the item count below 60% of the last known count is refused). Download backup button in the sync panel. ?view mode hides cost, margin and price history in the UI only; the public data repo still contains them.</w:t>
+            </w:r>
+          </w:p>
+        </w:tc>
+      </w:tr>
+      <w:tr>
+        <w:tc>
+          <w:tcPr>
+            <w:tcW w:type="dxa" w:w="2200"/>
+            <w:tcBorders>
+              <w:top w:val="single" w:color="CCCCCC" w:sz="1"/>
+              <w:left w:val="single" w:color="CCCCCC" w:sz="1"/>
+              <w:bottom w:val="single" w:color="CCCCCC" w:sz="1"/>
+              <w:right w:val="single" w:color="CCCCCC" w:sz="1"/>
+            </w:tcBorders>
+            <w:shd w:fill="FFFFFF" w:val="clear"/>
+            <w:tcMar>
+              <w:top w:type="dxa" w:w="80"/>
+              <w:left w:type="dxa" w:w="120"/>
+              <w:bottom w:type="dxa" w:w="80"/>
+              <w:right w:type="dxa" w:w="120"/>
+            </w:tcMar>
+          </w:tcPr>
+          <w:p>
+            <w:r>
+              <w:rPr>
+                <w:rFonts w:ascii="Arial" w:cs="Arial" w:eastAsia="Arial" w:hAnsi="Arial"/>
+                <w:sz w:val="18"/>
+                <w:szCs w:val="18"/>
+              </w:rPr>
+              <w:t>Search, sort, filters</w:t>
+            </w:r>
+          </w:p>
+        </w:tc>
+        <w:tc>
+          <w:tcPr>
+            <w:tcW w:type="dxa" w:w="7160"/>
+            <w:tcBorders>
+              <w:top w:val="single" w:color="CCCCCC" w:sz="1"/>
+              <w:left w:val="single" w:color="CCCCCC" w:sz="1"/>
+              <w:bottom w:val="single" w:color="CCCCCC" w:sz="1"/>
+              <w:right w:val="single" w:color="CCCCCC" w:sz="1"/>
+            </w:tcBorders>
+            <w:shd w:fill="FFFFFF" w:val="clear"/>
+            <w:tcMar>
+              <w:top w:type="dxa" w:w="80"/>
+              <w:left w:type="dxa" w:w="120"/>
+              <w:bottom w:type="dxa" w:w="80"/>
+              <w:right w:type="dxa" w:w="120"/>
+            </w:tcMar>
+          </w:tcPr>
+          <w:p>
+            <w:r>
+              <w:rPr>
+                <w:rFonts w:ascii="Arial" w:cs="Arial" w:eastAsia="Arial" w:hAnsi="Arial"/>
+                <w:sz w:val="18"/>
+                <w:szCs w:val="18"/>
+              </w:rPr>
+              <w:t>Reference implementation of DESIGN_SYSTEM.md section 8: Search, Sort (select + direction), Filters popover (status, channel, Bought, Condition, Source, Size, category, brand, year acquired, year sold), chips and Showing X of Y.</w:t>
             </w:r>
           </w:p>
         </w:tc>
@@ -8967,7 +9199,7 @@
           <w:sz w:val="20"/>
           <w:szCs w:val="20"/>
         </w:rPr>
-        <w:t xml:space="preserve">Reference: DESIGN_SYSTEM.md v1.5 (October 2026) and life-stuff-app-template.html in rtpalme-C2/life-stuff-data.</w:t>
+        <w:t>Reference: DESIGN_SYSTEM.md v1.6 (October 2026) and life-stuff-app-template.html in rtpalme-C2/life-stuff-data.</w:t>
       </w:r>
     </w:p>
     <w:p>
@@ -8988,7 +9220,7 @@
           <w:sz w:val="26"/>
           <w:szCs w:val="26"/>
         </w:rPr>
-        <w:t xml:space="preserve">Critical Rules (v1.5)</w:t>
+        <w:t>Critical Rules (v1.6)</w:t>
       </w:r>
     </w:p>
     <w:p>
@@ -9115,6 +9347,42 @@
           <w:szCs w:val="20"/>
         </w:rPr>
         <w:t xml:space="preserve">Status colours use the canonical names --ok, --warn, --err, --info and --neutral (with -bg, -text and -border variants); apps never push to GitHub before the remote file has been read (push guard).</w:t>
+      </w:r>
+    </w:p>
+    <w:p>
+      <w:pPr>
+        <w:pStyle w:val="ListParagraph"/>
+        <w:numPr>
+          <w:ilvl w:val="0"/>
+          <w:numId w:val="2"/>
+        </w:numPr>
+        <w:spacing w:after="60" w:before="0"/>
+      </w:pPr>
+      <w:r>
+        <w:rPr>
+          <w:rFonts w:ascii="Arial" w:cs="Arial" w:eastAsia="Arial" w:hAnsi="Arial"/>
+          <w:sz w:val="20"/>
+          <w:szCs w:val="20"/>
+        </w:rPr>
+        <w:t>Lists use the standard toolbar in DESIGN_SYSTEM.md section 8: Search, Sort with a direction toggle (not a separate row), then Filters. 1 to 3 filters may be inline rows; 4 or more go behind a Filters button. Summary pills are one fixed size, follow the current filters, and note what they leave out.</w:t>
+      </w:r>
+    </w:p>
+    <w:p>
+      <w:pPr>
+        <w:pStyle w:val="ListParagraph"/>
+        <w:numPr>
+          <w:ilvl w:val="0"/>
+          <w:numId w:val="2"/>
+        </w:numPr>
+        <w:spacing w:after="60" w:before="0"/>
+      </w:pPr>
+      <w:r>
+        <w:rPr>
+          <w:rFonts w:ascii="Arial" w:cs="Arial" w:eastAsia="Arial" w:hAnsi="Arial"/>
+          <w:sz w:val="20"/>
+          <w:szCs w:val="20"/>
+        </w:rPr>
+        <w:t>Money is stored as a number and missing is null, never "" or text. Migrations are per record, idempotent and field-based; do not bump DATA_VERSION to migrate, and keep old keys until a later release (DESIGN_SYSTEM.md section 28).</w:t>
       </w:r>
     </w:p>
     <w:p>
@@ -12975,6 +13243,264 @@
           </w:p>
         </w:tc>
       </w:tr>
+      <w:tr>
+        <w:tc>
+          <w:tcPr>
+            <w:tcW w:type="dxa" w:w="2000"/>
+            <w:tcBorders>
+              <w:top w:val="single" w:color="CCCCCC" w:sz="1"/>
+              <w:left w:val="single" w:color="CCCCCC" w:sz="1"/>
+              <w:bottom w:val="single" w:color="CCCCCC" w:sz="1"/>
+              <w:right w:val="single" w:color="CCCCCC" w:sz="1"/>
+            </w:tcBorders>
+            <w:shd w:fill="F5F2EC" w:val="clear"/>
+            <w:tcMar>
+              <w:top w:type="dxa" w:w="80"/>
+              <w:left w:type="dxa" w:w="120"/>
+              <w:bottom w:type="dxa" w:w="80"/>
+              <w:right w:type="dxa" w:w="120"/>
+            </w:tcMar>
+          </w:tcPr>
+          <w:p>
+            <w:r>
+              <w:rPr>
+                <w:rFonts w:ascii="Arial" w:cs="Arial" w:eastAsia="Arial" w:hAnsi="Arial"/>
+                <w:sz w:val="18"/>
+                <w:szCs w:val="18"/>
+              </w:rPr>
+              <w:t>Journey Intelligence, Stylographic, Ritual, Sashiko Craft</w:t>
+            </w:r>
+          </w:p>
+        </w:tc>
+        <w:tc>
+          <w:tcPr>
+            <w:tcW w:type="dxa" w:w="5560"/>
+            <w:tcBorders>
+              <w:top w:val="single" w:color="CCCCCC" w:sz="1"/>
+              <w:left w:val="single" w:color="CCCCCC" w:sz="1"/>
+              <w:bottom w:val="single" w:color="CCCCCC" w:sz="1"/>
+              <w:right w:val="single" w:color="CCCCCC" w:sz="1"/>
+            </w:tcBorders>
+            <w:shd w:fill="F5F2EC" w:val="clear"/>
+            <w:tcMar>
+              <w:top w:type="dxa" w:w="80"/>
+              <w:left w:type="dxa" w:w="120"/>
+              <w:bottom w:type="dxa" w:w="80"/>
+              <w:right w:type="dxa" w:w="120"/>
+            </w:tcMar>
+          </w:tcPr>
+          <w:p>
+            <w:r>
+              <w:rPr>
+                <w:rFonts w:ascii="Arial" w:cs="Arial" w:eastAsia="Arial" w:hAnsi="Arial"/>
+                <w:sz w:val="18"/>
+                <w:szCs w:val="18"/>
+              </w:rPr>
+              <w:t>Search, sort and filters do not yet follow DESIGN_SYSTEM.md section 8 (v1.6): Sort sits in its own row or is missing, and summaries use app-specific stat styles. Bring each into line when it is next changed; see the conformance table in section 8.8.</w:t>
+            </w:r>
+          </w:p>
+        </w:tc>
+        <w:tc>
+          <w:tcPr>
+            <w:tcW w:type="dxa" w:w="1800"/>
+            <w:tcBorders>
+              <w:top w:val="single" w:color="CCCCCC" w:sz="1"/>
+              <w:left w:val="single" w:color="CCCCCC" w:sz="1"/>
+              <w:bottom w:val="single" w:color="CCCCCC" w:sz="1"/>
+              <w:right w:val="single" w:color="CCCCCC" w:sz="1"/>
+            </w:tcBorders>
+            <w:shd w:fill="F5F2EC" w:val="clear"/>
+            <w:tcMar>
+              <w:top w:type="dxa" w:w="80"/>
+              <w:left w:type="dxa" w:w="120"/>
+              <w:bottom w:type="dxa" w:w="80"/>
+              <w:right w:type="dxa" w:w="120"/>
+            </w:tcMar>
+          </w:tcPr>
+          <w:p>
+            <w:r>
+              <w:rPr>
+                <w:rFonts w:ascii="Arial" w:cs="Arial" w:eastAsia="Arial" w:hAnsi="Arial"/>
+                <w:sz w:val="18"/>
+                <w:szCs w:val="18"/>
+              </w:rPr>
+              <w:t>Medium</w:t>
+            </w:r>
+          </w:p>
+        </w:tc>
+      </w:tr>
+      <w:tr>
+        <w:tc>
+          <w:tcPr>
+            <w:tcW w:type="dxa" w:w="2000"/>
+            <w:tcBorders>
+              <w:top w:val="single" w:color="CCCCCC" w:sz="1"/>
+              <w:left w:val="single" w:color="CCCCCC" w:sz="1"/>
+              <w:bottom w:val="single" w:color="CCCCCC" w:sz="1"/>
+              <w:right w:val="single" w:color="CCCCCC" w:sz="1"/>
+            </w:tcBorders>
+            <w:shd w:fill="FFFFFF" w:val="clear"/>
+            <w:tcMar>
+              <w:top w:type="dxa" w:w="80"/>
+              <w:left w:type="dxa" w:w="120"/>
+              <w:bottom w:type="dxa" w:w="80"/>
+              <w:right w:type="dxa" w:w="120"/>
+            </w:tcMar>
+          </w:tcPr>
+          <w:p>
+            <w:r>
+              <w:rPr>
+                <w:rFonts w:ascii="Arial" w:cs="Arial" w:eastAsia="Arial" w:hAnsi="Arial"/>
+                <w:sz w:val="18"/>
+                <w:szCs w:val="18"/>
+              </w:rPr>
+              <w:t>The Collection</w:t>
+            </w:r>
+          </w:p>
+        </w:tc>
+        <w:tc>
+          <w:tcPr>
+            <w:tcW w:type="dxa" w:w="5560"/>
+            <w:tcBorders>
+              <w:top w:val="single" w:color="CCCCCC" w:sz="1"/>
+              <w:left w:val="single" w:color="CCCCCC" w:sz="1"/>
+              <w:bottom w:val="single" w:color="CCCCCC" w:sz="1"/>
+              <w:right w:val="single" w:color="CCCCCC" w:sz="1"/>
+            </w:tcBorders>
+            <w:shd w:fill="FFFFFF" w:val="clear"/>
+            <w:tcMar>
+              <w:top w:type="dxa" w:w="80"/>
+              <w:left w:type="dxa" w:w="120"/>
+              <w:bottom w:type="dxa" w:w="80"/>
+              <w:right w:type="dxa" w:w="120"/>
+            </w:tcMar>
+          </w:tcPr>
+          <w:p>
+            <w:r>
+              <w:rPr>
+                <w:rFonts w:ascii="Arial" w:cs="Arial" w:eastAsia="Arial" w:hAnsi="Arial"/>
+                <w:sz w:val="18"/>
+                <w:szCs w:val="18"/>
+              </w:rPr>
+              <w:t>The data repository is public, so cost, receipt and provenance data in the-collection-inventory.json is readable at its raw URL even though ?view mode hides it in the app. Owner chose to leave it for now. Revisit before sharing the view link.</w:t>
+            </w:r>
+          </w:p>
+        </w:tc>
+        <w:tc>
+          <w:tcPr>
+            <w:tcW w:type="dxa" w:w="1800"/>
+            <w:tcBorders>
+              <w:top w:val="single" w:color="CCCCCC" w:sz="1"/>
+              <w:left w:val="single" w:color="CCCCCC" w:sz="1"/>
+              <w:bottom w:val="single" w:color="CCCCCC" w:sz="1"/>
+              <w:right w:val="single" w:color="CCCCCC" w:sz="1"/>
+            </w:tcBorders>
+            <w:shd w:fill="FFFFFF" w:val="clear"/>
+            <w:tcMar>
+              <w:top w:type="dxa" w:w="80"/>
+              <w:left w:type="dxa" w:w="120"/>
+              <w:bottom w:type="dxa" w:w="80"/>
+              <w:right w:type="dxa" w:w="120"/>
+            </w:tcMar>
+          </w:tcPr>
+          <w:p>
+            <w:r>
+              <w:rPr>
+                <w:rFonts w:ascii="Arial" w:cs="Arial" w:eastAsia="Arial" w:hAnsi="Arial"/>
+                <w:sz w:val="18"/>
+                <w:szCs w:val="18"/>
+              </w:rPr>
+              <w:t>Medium</w:t>
+            </w:r>
+          </w:p>
+        </w:tc>
+      </w:tr>
+      <w:tr>
+        <w:tc>
+          <w:tcPr>
+            <w:tcW w:type="dxa" w:w="2000"/>
+            <w:tcBorders>
+              <w:top w:val="single" w:color="CCCCCC" w:sz="1"/>
+              <w:left w:val="single" w:color="CCCCCC" w:sz="1"/>
+              <w:bottom w:val="single" w:color="CCCCCC" w:sz="1"/>
+              <w:right w:val="single" w:color="CCCCCC" w:sz="1"/>
+            </w:tcBorders>
+            <w:shd w:fill="F5F2EC" w:val="clear"/>
+            <w:tcMar>
+              <w:top w:type="dxa" w:w="80"/>
+              <w:left w:type="dxa" w:w="120"/>
+              <w:bottom w:type="dxa" w:w="80"/>
+              <w:right w:type="dxa" w:w="120"/>
+            </w:tcMar>
+          </w:tcPr>
+          <w:p>
+            <w:r>
+              <w:rPr>
+                <w:rFonts w:ascii="Arial" w:cs="Arial" w:eastAsia="Arial" w:hAnsi="Arial"/>
+                <w:sz w:val="18"/>
+                <w:szCs w:val="18"/>
+              </w:rPr>
+              <w:t>The Collection</w:t>
+            </w:r>
+          </w:p>
+        </w:tc>
+        <w:tc>
+          <w:tcPr>
+            <w:tcW w:type="dxa" w:w="5560"/>
+            <w:tcBorders>
+              <w:top w:val="single" w:color="CCCCCC" w:sz="1"/>
+              <w:left w:val="single" w:color="CCCCCC" w:sz="1"/>
+              <w:bottom w:val="single" w:color="CCCCCC" w:sz="1"/>
+              <w:right w:val="single" w:color="CCCCCC" w:sz="1"/>
+            </w:tcBorders>
+            <w:shd w:fill="F5F2EC" w:val="clear"/>
+            <w:tcMar>
+              <w:top w:type="dxa" w:w="80"/>
+              <w:left w:type="dxa" w:w="120"/>
+              <w:bottom w:type="dxa" w:w="80"/>
+              <w:right w:type="dxa" w:w="120"/>
+            </w:tcMar>
+          </w:tcPr>
+          <w:p>
+            <w:r>
+              <w:rPr>
+                <w:rFonts w:ascii="Arial" w:cs="Arial" w:eastAsia="Arial" w:hAnsi="Arial"/>
+                <w:sz w:val="18"/>
+                <w:szCs w:val="18"/>
+              </w:rPr>
+              <w:t>The app code still lists modern-heirloom-inventory.json as its one-time import source (GH_SEED_FILE). The file is deleted; the import is skipped harmlessly. Remove the reference at the next code change.</w:t>
+            </w:r>
+          </w:p>
+        </w:tc>
+        <w:tc>
+          <w:tcPr>
+            <w:tcW w:type="dxa" w:w="1800"/>
+            <w:tcBorders>
+              <w:top w:val="single" w:color="CCCCCC" w:sz="1"/>
+              <w:left w:val="single" w:color="CCCCCC" w:sz="1"/>
+              <w:bottom w:val="single" w:color="CCCCCC" w:sz="1"/>
+              <w:right w:val="single" w:color="CCCCCC" w:sz="1"/>
+            </w:tcBorders>
+            <w:shd w:fill="F5F2EC" w:val="clear"/>
+            <w:tcMar>
+              <w:top w:type="dxa" w:w="80"/>
+              <w:left w:type="dxa" w:w="120"/>
+              <w:bottom w:type="dxa" w:w="80"/>
+              <w:right w:type="dxa" w:w="120"/>
+            </w:tcMar>
+          </w:tcPr>
+          <w:p>
+            <w:r>
+              <w:rPr>
+                <w:rFonts w:ascii="Arial" w:cs="Arial" w:eastAsia="Arial" w:hAnsi="Arial"/>
+                <w:sz w:val="18"/>
+                <w:szCs w:val="18"/>
+              </w:rPr>
+              <w:t>Low</w:t>
+            </w:r>
+          </w:p>
+        </w:tc>
+      </w:tr>
     </w:tbl>
     <w:p>
       <w:pPr>
@@ -13110,6 +13636,101 @@
                 <w:szCs w:val="18"/>
               </w:rPr>
               <w:t xml:space="preserve">Changes</w:t>
+            </w:r>
+          </w:p>
+        </w:tc>
+      </w:tr>
+      <w:tr>
+        <w:tc>
+          <w:tcPr>
+            <w:tcW w:type="dxa" w:w="1200"/>
+            <w:tcBorders>
+              <w:top w:val="single" w:color="CCCCCC" w:sz="1"/>
+              <w:left w:val="single" w:color="CCCCCC" w:sz="1"/>
+              <w:bottom w:val="single" w:color="CCCCCC" w:sz="1"/>
+              <w:right w:val="single" w:color="CCCCCC" w:sz="1"/>
+            </w:tcBorders>
+            <w:shd w:fill="1E1609" w:val="clear"/>
+            <w:tcMar>
+              <w:top w:type="dxa" w:w="80"/>
+              <w:left w:type="dxa" w:w="120"/>
+              <w:bottom w:type="dxa" w:w="80"/>
+              <w:right w:type="dxa" w:w="120"/>
+            </w:tcMar>
+          </w:tcPr>
+          <w:p>
+            <w:r>
+              <w:rPr>
+                <w:rFonts w:ascii="Arial" w:cs="Arial" w:eastAsia="Arial" w:hAnsi="Arial"/>
+                <w:b/>
+                <w:bCs/>
+                <w:color w:val="B8900C"/>
+                <w:sz w:val="18"/>
+                <w:szCs w:val="18"/>
+              </w:rPr>
+              <w:t>1.3</w:t>
+            </w:r>
+          </w:p>
+        </w:tc>
+        <w:tc>
+          <w:tcPr>
+            <w:tcW w:type="dxa" w:w="1200"/>
+            <w:tcBorders>
+              <w:top w:val="single" w:color="CCCCCC" w:sz="1"/>
+              <w:left w:val="single" w:color="CCCCCC" w:sz="1"/>
+              <w:bottom w:val="single" w:color="CCCCCC" w:sz="1"/>
+              <w:right w:val="single" w:color="CCCCCC" w:sz="1"/>
+            </w:tcBorders>
+            <w:shd w:fill="1E1609" w:val="clear"/>
+            <w:tcMar>
+              <w:top w:type="dxa" w:w="80"/>
+              <w:left w:type="dxa" w:w="120"/>
+              <w:bottom w:type="dxa" w:w="80"/>
+              <w:right w:type="dxa" w:w="120"/>
+            </w:tcMar>
+          </w:tcPr>
+          <w:p>
+            <w:r>
+              <w:rPr>
+                <w:rFonts w:ascii="Arial" w:cs="Arial" w:eastAsia="Arial" w:hAnsi="Arial"/>
+                <w:b/>
+                <w:bCs/>
+                <w:color w:val="B8900C"/>
+                <w:sz w:val="18"/>
+                <w:szCs w:val="18"/>
+              </w:rPr>
+              <w:t>October 2026</w:t>
+            </w:r>
+          </w:p>
+        </w:tc>
+        <w:tc>
+          <w:tcPr>
+            <w:tcW w:type="dxa" w:w="6960"/>
+            <w:tcBorders>
+              <w:top w:val="single" w:color="CCCCCC" w:sz="1"/>
+              <w:left w:val="single" w:color="CCCCCC" w:sz="1"/>
+              <w:bottom w:val="single" w:color="CCCCCC" w:sz="1"/>
+              <w:right w:val="single" w:color="CCCCCC" w:sz="1"/>
+            </w:tcBorders>
+            <w:shd w:fill="1E1609" w:val="clear"/>
+            <w:tcMar>
+              <w:top w:type="dxa" w:w="80"/>
+              <w:left w:type="dxa" w:w="120"/>
+              <w:bottom w:type="dxa" w:w="80"/>
+              <w:right w:type="dxa" w:w="120"/>
+            </w:tcMar>
+          </w:tcPr>
+          <w:p>
+            <w:r>
+              <w:rPr>
+                <w:rFonts w:ascii="Arial" w:cs="Arial" w:eastAsia="Arial" w:hAnsi="Arial"/>
+                <w:b/>
+                <w:bCs/>
+                <w:color w:val="B8900C"/>
+                <w:sz w:val="18"/>
+                <w:szCs w:val="18"/>
+              </w:rPr>
+              <w:t>The Collection field clean-up and toolbar: Listed tab, summary pills, sort and filters, Bought / Condition / Size / Hardware / Source / Accessories fields with migrations, numeric money, backup button, count guard. DESIGN_SYSTEM.md v1.6: new section 8 (standard Search, Sort, Filters and summary pills), sections 28 (data conventions) and 29 (chip group), count guard in section 26. Deleted modern-heirloom-inventory.json from the data repo.</w:t>
             </w:r>
           </w:p>
         </w:tc>
